--- a/EDWARD GIKARA WAMBUI SEMINAR WORKS.docx
+++ b/EDWARD GIKARA WAMBUI SEMINAR WORKS.docx
@@ -2160,7 +2160,7 @@
           </mc:Choice>
           <mc:Fallback>
             <w:pict>
-              <v:group id="Group 15698" o:spid="_x0000_s1026" o:spt="203" style="height:125.85pt;width:436.45pt;" coordsize="5542920,1598400" o:gfxdata="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">
+              <v:group id="Group 15698" o:spid="_x0000_s1026" o:spt="203" style="height:125.85pt;width:436.45pt;" coordsize="5542920,1598400" o:gfxdata="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">
                 <o:lock v:ext="edit" aspectratio="f"/>
                 <v:rect id="Rectangle 6" o:spid="_x0000_s1026" o:spt="1" style="position:absolute;left:5483880;top:1333440;height:264960;width:59040;" filled="f" stroked="f" coordsize="21600,21600" o:gfxdata="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">
                   <v:fill on="f" focussize="0,0"/>
@@ -2996,13 +2996,17 @@
       <w:r>
         <w:rPr>
           <w:rFonts w:hint="default"/>
-          <w:lang w:val="en-US"/>
-        </w:rPr>
-        <w:t>COSC:</w:t>
-      </w:r>
-      <w:r>
-        <w:rPr>
-          <w:rFonts w:hint="default"/>
+          <w:b/>
+          <w:bCs/>
+          <w:lang w:val="en-US"/>
+        </w:rPr>
+        <w:t>SEMINAR REPORT</w:t>
+      </w:r>
+      <w:r>
+        <w:rPr>
+          <w:rFonts w:hint="default"/>
+          <w:b/>
+          <w:bCs/>
           <w:lang w:val="en-US"/>
         </w:rPr>
         <w:br w:type="textWrapping"/>
@@ -3300,7 +3304,7 @@
         <w:jc w:val="both"/>
       </w:pPr>
       <w:r>
-        <w:t>Figure 1.11: Autoencoder Reconstruction Error Distribution for Normal vs. Fraudulent Transactions</w:t>
+        <w:t>Figure 1.11: Auto encoder Reconstruction Error Distribution for Normal vs. Fraudulent Transactions</w:t>
       </w:r>
     </w:p>
     <w:p>
@@ -3380,9 +3384,8 @@
       <w:r>
         <w:br w:type="textWrapping"/>
       </w:r>
-      <w:r>
-        <w:br w:type="textWrapping"/>
-      </w:r>
+      <w:bookmarkStart w:id="0" w:name="_GoBack"/>
+      <w:bookmarkEnd w:id="0"/>
       <w:r>
         <w:br w:type="textWrapping"/>
       </w:r>
@@ -3474,7 +3477,7 @@
         <w:bidi w:val="0"/>
       </w:pPr>
       <w:r>
-        <w:t>Table 1.7: Hyperparameter Configuration for the LSTM-Based Fraud Detection Model</w:t>
+        <w:t>Table 1.7: Hyper parameter Configuration for the LSTM-Based Fraud Detection Model</w:t>
       </w:r>
     </w:p>
     <w:p>
@@ -3490,7 +3493,7 @@
         <w:bidi w:val="0"/>
       </w:pPr>
       <w:r>
-        <w:t>Table 1.9: Performance Metrics of Autoencoder Model on Synthetic Transaction Dataset</w:t>
+        <w:t>Table 1.9: Performance Metrics of Auto encoder Model on Synthetic Transaction Dataset</w:t>
       </w:r>
     </w:p>
     <w:p>
@@ -4887,7 +4890,7 @@
     </w:p>
     <w:p>
       <w:pPr>
-        <w:pStyle w:val="7"/>
+        <w:pStyle w:val="9"/>
         <w:keepNext w:val="0"/>
         <w:keepLines w:val="0"/>
         <w:widowControl/>
@@ -4904,7 +4907,7 @@
       </w:r>
       <w:r>
         <w:rPr>
-          <w:rStyle w:val="8"/>
+          <w:rStyle w:val="10"/>
         </w:rPr>
         <w:t>1.3 Research Objectives</w:t>
       </w:r>
@@ -4919,13 +4922,13 @@
       </w:pPr>
       <w:r>
         <w:rPr>
-          <w:rStyle w:val="8"/>
+          <w:rStyle w:val="10"/>
         </w:rPr>
         <w:t>1.3.1 Main Objective</w:t>
       </w:r>
       <w:r>
         <w:rPr>
-          <w:rStyle w:val="8"/>
+          <w:rStyle w:val="10"/>
           <w:rFonts w:hint="default" w:ascii="Times New Roman" w:hAnsi="Times New Roman" w:cs="Times New Roman"/>
           <w:sz w:val="24"/>
           <w:szCs w:val="24"/>
@@ -5011,10 +5014,8 @@
           <w:szCs w:val="24"/>
           <w:lang w:val="en-US" w:eastAsia="zh-CN" w:bidi="ar"/>
         </w:rPr>
-        <w:t>ii. To id</w:t>
-      </w:r>
-      <w:bookmarkStart w:id="0" w:name="_GoBack"/>
-      <w:bookmarkEnd w:id="0"/>
+        <w:t>ii. To identify and extract the key behavioral features that distinguish fraudulent mobile money transactions from legitimate ones.</w:t>
+      </w:r>
       <w:r>
         <w:rPr>
           <w:rFonts w:hint="default" w:ascii="Times New Roman" w:hAnsi="Times New Roman" w:eastAsia="SimSun" w:cs="Times New Roman"/>
@@ -5024,7 +5025,7 @@
           <w:szCs w:val="24"/>
           <w:lang w:val="en-US" w:eastAsia="zh-CN" w:bidi="ar"/>
         </w:rPr>
-        <w:t>entify and extract the key behavioral features that distinguish fraudulent mobile money transactions from legitimate ones.</w:t>
+        <w:br w:type="textWrapping"/>
       </w:r>
       <w:r>
         <w:rPr>
@@ -5035,7 +5036,7 @@
           <w:szCs w:val="24"/>
           <w:lang w:val="en-US" w:eastAsia="zh-CN" w:bidi="ar"/>
         </w:rPr>
-        <w:br w:type="textWrapping"/>
+        <w:t>iii. To implement and evaluate the performance of three anomaly detection algorithms  Isolation Forest, Long Short-Term Memory networks, and Autoencoders on mobile money transaction data.</w:t>
       </w:r>
       <w:r>
         <w:rPr>
@@ -5046,7 +5047,7 @@
           <w:szCs w:val="24"/>
           <w:lang w:val="en-US" w:eastAsia="zh-CN" w:bidi="ar"/>
         </w:rPr>
-        <w:t>iii. To implement and evaluate the performance of three anomaly detection algorithms  Isolation Forest, Long Short-Term Memory networks, and Autoencoders on mobile money transaction data.</w:t>
+        <w:br w:type="textWrapping"/>
       </w:r>
       <w:r>
         <w:rPr>
@@ -5057,7 +5058,7 @@
           <w:szCs w:val="24"/>
           <w:lang w:val="en-US" w:eastAsia="zh-CN" w:bidi="ar"/>
         </w:rPr>
-        <w:br w:type="textWrapping"/>
+        <w:t>iv. To assess the practical feasibility of integrating the proposed anomaly detection framework into the existing technological infrastructure of Kenyan banking institutions.</w:t>
       </w:r>
       <w:r>
         <w:rPr>
@@ -5068,7 +5069,7 @@
           <w:szCs w:val="24"/>
           <w:lang w:val="en-US" w:eastAsia="zh-CN" w:bidi="ar"/>
         </w:rPr>
-        <w:t>iv. To assess the practical feasibility of integrating the proposed anomaly detection framework into the existing technological infrastructure of Kenyan banking institutions.</w:t>
+        <w:br w:type="textWrapping"/>
       </w:r>
       <w:r>
         <w:rPr>
@@ -5083,6 +5084,31 @@
       </w:r>
       <w:r>
         <w:rPr>
+          <w:rStyle w:val="10"/>
+        </w:rPr>
+        <w:t>1.4 Research Questions and Scope</w:t>
+      </w:r>
+      <w:r>
+        <w:rPr>
+          <w:rStyle w:val="10"/>
+        </w:rPr>
+        <w:br w:type="textWrapping"/>
+      </w:r>
+      <w:r>
+        <w:rPr>
+          <w:rStyle w:val="10"/>
+        </w:rPr>
+        <w:t>1.4.1 Research Questions</w:t>
+      </w:r>
+      <w:r>
+        <w:rPr>
+          <w:rStyle w:val="10"/>
+          <w:rFonts w:hint="default" w:ascii="Times New Roman" w:hAnsi="Times New Roman" w:cs="Times New Roman"/>
+        </w:rPr>
+        <w:br w:type="textWrapping"/>
+      </w:r>
+      <w:r>
+        <w:rPr>
           <w:rFonts w:hint="default" w:ascii="Times New Roman" w:hAnsi="Times New Roman" w:eastAsia="SimSun" w:cs="Times New Roman"/>
           <w:color w:val="000000"/>
           <w:kern w:val="0"/>
@@ -5090,32 +5116,7 @@
           <w:szCs w:val="24"/>
           <w:lang w:val="en-US" w:eastAsia="zh-CN" w:bidi="ar"/>
         </w:rPr>
-        <w:br w:type="textWrapping"/>
-      </w:r>
-      <w:r>
-        <w:rPr>
-          <w:rStyle w:val="8"/>
-        </w:rPr>
-        <w:t>1.4 Research Questions and Scope</w:t>
-      </w:r>
-      <w:r>
-        <w:rPr>
-          <w:rStyle w:val="8"/>
-        </w:rPr>
-        <w:br w:type="textWrapping"/>
-      </w:r>
-      <w:r>
-        <w:rPr>
-          <w:rStyle w:val="8"/>
-        </w:rPr>
-        <w:t>1.4.1 Research Questions</w:t>
-      </w:r>
-      <w:r>
-        <w:rPr>
-          <w:rStyle w:val="8"/>
-          <w:rFonts w:hint="default" w:ascii="Times New Roman" w:hAnsi="Times New Roman" w:cs="Times New Roman"/>
-        </w:rPr>
-        <w:br w:type="textWrapping"/>
+        <w:t>i. What is the current nature, scale, and trajectory of mobile money fraud in Kenyan banking institutions, and what are the structural limitations of existing detection systems in responding to it?</w:t>
       </w:r>
       <w:r>
         <w:rPr>
@@ -5126,7 +5127,7 @@
           <w:szCs w:val="24"/>
           <w:lang w:val="en-US" w:eastAsia="zh-CN" w:bidi="ar"/>
         </w:rPr>
-        <w:t>i. What is the current nature, scale, and trajectory of mobile money fraud in Kenyan banking institutions, and what are the structural limitations of existing detection systems in responding to it?</w:t>
+        <w:br w:type="textWrapping"/>
       </w:r>
       <w:r>
         <w:rPr>
@@ -5137,17 +5138,6 @@
           <w:szCs w:val="24"/>
           <w:lang w:val="en-US" w:eastAsia="zh-CN" w:bidi="ar"/>
         </w:rPr>
-        <w:br w:type="textWrapping"/>
-      </w:r>
-      <w:r>
-        <w:rPr>
-          <w:rFonts w:hint="default" w:ascii="Times New Roman" w:hAnsi="Times New Roman" w:eastAsia="SimSun" w:cs="Times New Roman"/>
-          <w:color w:val="000000"/>
-          <w:kern w:val="0"/>
-          <w:sz w:val="24"/>
-          <w:szCs w:val="24"/>
-          <w:lang w:val="en-US" w:eastAsia="zh-CN" w:bidi="ar"/>
-        </w:rPr>
         <w:t>ii.What behavioral features of mobile money users most reliably distinguish fraudulent transactions from legitimate ones, and how can these features be extracted and structured for use in machine learning models?</w:t>
       </w:r>
     </w:p>
@@ -5162,7 +5152,7 @@
     </w:p>
     <w:p>
       <w:pPr>
-        <w:pStyle w:val="7"/>
+        <w:pStyle w:val="9"/>
         <w:keepNext w:val="0"/>
         <w:keepLines w:val="0"/>
         <w:widowControl/>
@@ -5258,7 +5248,7 @@
     </w:p>
     <w:p>
       <w:pPr>
-        <w:pStyle w:val="7"/>
+        <w:pStyle w:val="9"/>
         <w:keepNext w:val="0"/>
         <w:keepLines w:val="0"/>
         <w:widowControl/>
@@ -5286,7 +5276,7 @@
       </w:r>
       <w:r>
         <w:rPr>
-          <w:rStyle w:val="8"/>
+          <w:rStyle w:val="10"/>
           <w:b/>
           <w:bCs/>
           <w:sz w:val="28"/>
@@ -5296,7 +5286,7 @@
       </w:r>
       <w:r>
         <w:rPr>
-          <w:rStyle w:val="8"/>
+          <w:rStyle w:val="10"/>
           <w:b/>
           <w:bCs/>
         </w:rPr>
@@ -5397,7 +5387,7 @@
     </w:p>
     <w:p>
       <w:pPr>
-        <w:pStyle w:val="7"/>
+        <w:pStyle w:val="9"/>
         <w:keepNext w:val="0"/>
         <w:keepLines w:val="0"/>
         <w:widowControl/>
@@ -5467,7 +5457,7 @@
     </w:p>
     <w:p>
       <w:pPr>
-        <w:pStyle w:val="7"/>
+        <w:pStyle w:val="9"/>
         <w:keepNext w:val="0"/>
         <w:keepLines w:val="0"/>
         <w:widowControl/>
@@ -5588,7 +5578,7 @@
       </w:pPr>
       <w:r>
         <w:rPr>
-          <w:rStyle w:val="8"/>
+          <w:rStyle w:val="10"/>
           <w:sz w:val="24"/>
           <w:szCs w:val="24"/>
         </w:rPr>
@@ -5596,7 +5586,7 @@
       </w:r>
       <w:r>
         <w:rPr>
-          <w:rStyle w:val="8"/>
+          <w:rStyle w:val="10"/>
         </w:rPr>
         <w:br w:type="textWrapping"/>
       </w:r>
@@ -5653,57 +5643,1828 @@
           <w:szCs w:val="24"/>
           <w:lang w:val="en-US" w:eastAsia="zh-CN" w:bidi="ar"/>
         </w:rPr>
-        <w:t xml:space="preserve">There is also a longer-term significance that goes beyond any individual transaction. Financial inclusion the idea that everyone, regardless of income or location, deserves access to safe and reliable financial services  only means something if the word "safe" is taken seriously. When people lose money through mobile money fraud and find that nobody caught it, nobody stopped it, and nobody is going to give it back, the damage is not only financial. It is emotional. It is a loss of confidence in a system they were only just beginning to trust. And when that trust breaks particularly among people who were already cautious about digital finance  many of them return to keeping cash under a mattress, which offers its own dangers and cuts them off from the economic opportunities that mobile </w:t>
-      </w:r>
+        <w:t>There is also a longer-term significance that goes beyond any individual transaction. Financial inclusion the idea that everyone, regardless of income or location, deserves access to safe and reliable financial services  only means something if the word "safe" is taken seriously. When people lose money through mobile money fraud and find that nobody caught it, nobody stopped it, and nobody is going to give it back, the damage is not only financial. It is emotional. It is a loss of confidence in a system they were only just beginning to trust. And when that trust breaks particularly among people who were already cautious about digital finance  many of them return to keeping cash under a mattress, which offers its own dangers and cuts them off from the economic opportunities that mobile money makes possible. Protecting people from fraud, in this sense, is the same thing as protecting the gains of financial inclusion itself.</w:t>
+      </w:r>
+    </w:p>
+    <w:p>
+      <w:pPr>
+        <w:keepNext w:val="0"/>
+        <w:keepLines w:val="0"/>
+        <w:widowControl/>
+        <w:suppressLineNumbers w:val="0"/>
+        <w:jc w:val="both"/>
+        <w:rPr>
+          <w:rFonts w:hint="default" w:ascii="Times New Roman" w:hAnsi="Times New Roman" w:cs="Times New Roman"/>
+          <w:b/>
+          <w:bCs/>
+          <w:sz w:val="24"/>
+          <w:szCs w:val="24"/>
+        </w:rPr>
+      </w:pPr>
+    </w:p>
+    <w:p>
+      <w:pPr>
+        <w:keepNext w:val="0"/>
+        <w:keepLines w:val="0"/>
+        <w:widowControl/>
+        <w:suppressLineNumbers w:val="0"/>
+        <w:jc w:val="left"/>
+        <w:rPr>
+          <w:rFonts w:hint="default" w:ascii="Times New Roman" w:hAnsi="Times New Roman" w:cs="Times New Roman"/>
+          <w:b/>
+          <w:bCs/>
+        </w:rPr>
+      </w:pPr>
       <w:r>
         <w:rPr>
           <w:rFonts w:hint="default" w:ascii="Times New Roman" w:hAnsi="Times New Roman" w:eastAsia="SimSun" w:cs="Times New Roman"/>
-          <w:color w:val="000000"/>
-          <w:kern w:val="0"/>
-          <w:sz w:val="24"/>
-          <w:szCs w:val="24"/>
-          <w:lang w:val="en-US" w:eastAsia="zh-CN" w:bidi="ar"/>
-        </w:rPr>
-        <w:t>money makes possible. Protecting people from fraud, in this sense, is the same thing as protecting the gains of financial inclusion itself.</w:t>
-      </w:r>
-    </w:p>
-    <w:p>
-      <w:pPr>
-        <w:keepNext w:val="0"/>
-        <w:keepLines w:val="0"/>
-        <w:widowControl/>
-        <w:suppressLineNumbers w:val="0"/>
-        <w:jc w:val="both"/>
-        <w:rPr>
-          <w:rFonts w:hint="default" w:ascii="Times New Roman" w:hAnsi="Times New Roman" w:cs="Times New Roman"/>
-          <w:sz w:val="24"/>
-          <w:szCs w:val="24"/>
-        </w:rPr>
-      </w:pPr>
-    </w:p>
-    <w:p>
-      <w:pPr>
-        <w:keepNext w:val="0"/>
-        <w:keepLines w:val="0"/>
-        <w:widowControl/>
-        <w:suppressLineNumbers w:val="0"/>
-        <w:jc w:val="both"/>
-      </w:pPr>
-    </w:p>
-    <w:p>
-      <w:pPr>
-        <w:pStyle w:val="7"/>
+          <w:b/>
+          <w:bCs/>
+          <w:color w:val="000000"/>
+          <w:kern w:val="0"/>
+          <w:sz w:val="24"/>
+          <w:szCs w:val="24"/>
+          <w:lang w:val="en-US" w:eastAsia="zh-CN" w:bidi="ar"/>
+        </w:rPr>
+        <w:t>1.6 Limitations of the Study</w:t>
+      </w:r>
+    </w:p>
+    <w:p>
+      <w:pPr>
+        <w:keepNext w:val="0"/>
+        <w:keepLines w:val="0"/>
+        <w:widowControl/>
+        <w:suppressLineNumbers w:val="0"/>
+        <w:jc w:val="left"/>
+      </w:pPr>
+      <w:r>
+        <w:rPr>
+          <w:sz w:val="24"/>
+          <w:szCs w:val="24"/>
+        </w:rPr>
+        <w:t>Every research study, no matter how carefully designed, operates within boundaries. Some of those boundaries are practical — imposed by time, resources, or access. Others are methodological — inherent in the choices made about how to approach the research questions. Being honest about these limitations is not a sign of weakness in a study; it is a sign of intellectual integrity. It tells the reader exactly where the findings are on solid ground and where they should be interpreted with appropriate caution. The following limitations shaped this research and should be kept in mind when reading and applying its findings.</w:t>
+      </w:r>
+      <w:r>
+        <w:rPr>
+          <w:b/>
+          <w:bCs/>
+        </w:rPr>
+        <w:br w:type="textWrapping"/>
+      </w:r>
+      <w:r>
+        <w:rPr>
+          <w:b/>
+          <w:bCs/>
+        </w:rPr>
+        <w:br w:type="textWrapping"/>
+      </w:r>
+      <w:r>
+        <w:rPr>
+          <w:rFonts w:hint="default" w:ascii="Times New Roman" w:hAnsi="Times New Roman" w:eastAsia="SimSun" w:cs="Times New Roman"/>
+          <w:b/>
+          <w:bCs/>
+          <w:color w:val="000000"/>
+          <w:kern w:val="0"/>
+          <w:sz w:val="24"/>
+          <w:szCs w:val="24"/>
+          <w:lang w:val="en-US" w:eastAsia="zh-CN" w:bidi="ar"/>
+        </w:rPr>
+        <w:t>i. Reliance on Synthetic Transaction Data</w:t>
+      </w:r>
+    </w:p>
+    <w:p>
+      <w:pPr>
+        <w:pStyle w:val="9"/>
         <w:keepNext w:val="0"/>
         <w:keepLines w:val="0"/>
         <w:widowControl/>
         <w:suppressLineNumbers w:val="0"/>
         <w:spacing w:before="0" w:beforeAutospacing="1" w:after="0" w:afterAutospacing="1"/>
         <w:ind w:left="0" w:right="0"/>
-      </w:pPr>
-    </w:p>
-    <w:p>
-      <w:pPr>
-        <w:pStyle w:val="7"/>
+        <w:jc w:val="both"/>
+      </w:pPr>
+      <w:r>
+        <w:t>Perhaps the most significant limitation of this study is that the empirical evaluation of all three algorithms — Isolation Forest, Long Short-Term Memory networks, and Autoencoders — is conducted on synthetic transaction data rather than real mobile money transaction records from Kenyan banking institutions.</w:t>
+      </w:r>
+      <w:r>
+        <w:br w:type="textWrapping"/>
+      </w:r>
+      <w:r>
+        <w:t>This was not a choice made out of convenience. Real mobile money transaction data in Kenya is tightly protected. Banking institutions and mobile network operators are bound by data privacy regulations, customer confidentiality obligations, and internal governance policies that make the release of transaction records — even in anonymized form — extraordinarily difficult to obtain for academic research purposes. Multiple institutions were approached during the course of this study, and in each case, the barriers to data access proved insurmountable within the scope and timeline of the research.</w:t>
+      </w:r>
+      <w:r>
+        <w:br w:type="textWrapping"/>
+      </w:r>
+      <w:r>
+        <w:t>Synthetic data, carefully constructed to reflect the behavioral patterns, transaction volumes, demographic distributions, and fraud characteristics documented in Kenya's mobile money ecosystem, is a recognized and widely used methodology in financial fraud detection research precisely because of how common this access problem is. The synthetic dataset used in this study was built with deliberate attention to the specific features of Kenyan mobile money usage, drawing on published statistics, regulatory reports, and documented fraud typologies to ensure that it represents a credible approximation of real-world transaction patterns.</w:t>
+      </w:r>
+    </w:p>
+    <w:p>
+      <w:pPr>
+        <w:pStyle w:val="9"/>
+        <w:keepNext w:val="0"/>
+        <w:keepLines w:val="0"/>
+        <w:widowControl/>
+        <w:suppressLineNumbers w:val="0"/>
+        <w:spacing w:before="0" w:beforeAutospacing="1" w:after="0" w:afterAutospacing="1"/>
+        <w:ind w:left="0" w:right="0"/>
+        <w:jc w:val="both"/>
+      </w:pPr>
+      <w:r>
+        <w:t>Nevertheless, the honest acknowledgment must be made: synthetic data, however carefully designed, cannot fully replicate the complexity, noise, and unpredictability of live transaction data. Edge cases that occur naturally in real data may not be represented. Fraud patterns that have emerged very recently may not be captured. And the performance metrics produced in a synthetic environment — however promising — must be treated as indicative rather than definitive until the framework is validated against real transaction records in a live banking environment. Replication of this study using actual institutional data remains an important and necessary next step.</w:t>
+      </w:r>
+    </w:p>
+    <w:p>
+      <w:pPr>
+        <w:pStyle w:val="9"/>
+        <w:keepNext w:val="0"/>
+        <w:keepLines w:val="0"/>
+        <w:widowControl/>
+        <w:suppressLineNumbers w:val="0"/>
+        <w:spacing w:before="0" w:beforeAutospacing="1" w:after="0" w:afterAutospacing="1"/>
+        <w:ind w:left="0" w:right="0"/>
+      </w:pPr>
+      <w:r>
+        <w:rPr>
+          <w:rStyle w:val="10"/>
+        </w:rPr>
+        <w:t>ii. Focus on Three Algorithms</w:t>
+      </w:r>
+      <w:r>
+        <w:rPr>
+          <w:rStyle w:val="10"/>
+        </w:rPr>
+        <w:br w:type="textWrapping"/>
+      </w:r>
+      <w:r>
+        <w:t>This study evaluates three anomaly detection algorithms: Isolation Forest, Long Short-Term Memory networks, and Autoencoders. The selection of these three was deliberate and defensible — each has a strong theoretical basis for application to financial fraud detection, each has an established presence in the relevant academic literature, and together they represent meaningfully different approaches to the anomaly detection problem, allowing for a genuinely comparative analysis.</w:t>
+      </w:r>
+      <w:r>
+        <w:br w:type="textWrapping"/>
+      </w:r>
+      <w:r>
+        <w:t>However, the machine learning landscape is broad, and the three algorithms evaluated here do not exhaust the possibilities. Supervised classification models such as Random Forest and XGBoost have demonstrated strong performance in fraud detection contexts where labeled training data is available. Graph-based detection methods, which analyze the network relationships between accounts to identify coordinated fraud rings, are particularly promising for detecting the kind of organized criminal networks that increasingly operate in Kenya's mobile money space. Hybrid models that combine multiple algorithmic approaches have shown performance advantages in some studies. These alternatives are discussed in the literature review but are not empirically evaluated within this study.</w:t>
+      </w:r>
+      <w:r>
+        <w:br w:type="textWrapping"/>
+      </w:r>
+      <w:r>
+        <w:t>This means that the comparative conclusions drawn here  about which algorithm performs best within this specific context  are conclusions about the three algorithms tested, not about the full universe of possible approaches. It is entirely possible that an algorithm not evaluated in this study would outperform all three on the same dataset. Future research that extends the comparative analysis to a broader range of algorithms would be a valuable complement to the findings presented here.</w:t>
+      </w:r>
+      <w:r>
+        <w:br w:type="textWrapping"/>
+      </w:r>
+      <w:r>
+        <w:br w:type="textWrapping"/>
+      </w:r>
+      <w:r>
+        <w:br w:type="textWrapping"/>
+      </w:r>
+      <w:r>
+        <w:br w:type="textWrapping"/>
+      </w:r>
+      <w:r>
+        <w:br w:type="textWrapping"/>
+      </w:r>
+      <w:r>
+        <w:br w:type="textWrapping"/>
+      </w:r>
+      <w:r>
+        <w:br w:type="textWrapping"/>
+      </w:r>
+      <w:r>
+        <w:br w:type="textWrapping"/>
+      </w:r>
+    </w:p>
+    <w:p>
+      <w:pPr>
+        <w:pStyle w:val="9"/>
+        <w:keepNext w:val="0"/>
+        <w:keepLines w:val="0"/>
+        <w:widowControl/>
+        <w:suppressLineNumbers w:val="0"/>
+        <w:spacing w:before="0" w:beforeAutospacing="1" w:after="0" w:afterAutospacing="1"/>
+        <w:ind w:left="0" w:right="0"/>
+      </w:pPr>
+      <w:r>
+        <w:rPr>
+          <w:rStyle w:val="10"/>
+        </w:rPr>
+        <w:t>iii. Geographical Focus on Kenya</w:t>
+      </w:r>
+    </w:p>
+    <w:p>
+      <w:pPr>
+        <w:pStyle w:val="9"/>
+        <w:keepNext w:val="0"/>
+        <w:keepLines w:val="0"/>
+        <w:widowControl/>
+        <w:suppressLineNumbers w:val="0"/>
+        <w:spacing w:before="0" w:beforeAutospacing="1" w:after="0" w:afterAutospacing="1"/>
+        <w:ind w:left="0" w:right="0"/>
+        <w:jc w:val="both"/>
+      </w:pPr>
+      <w:r>
+        <w:t>This study is deliberately and unapologetically focused on Kenya. The behavioral profiling framework, the synthetic dataset, the fraud typology analysis, and the design specifications for the proposed detection system are all built around the specific realities of Kenya's mobile money ecosystem its transaction patterns, its regulatory environment, its demographic characteristics, and its dominant fraud mechanisms.</w:t>
+      </w:r>
+      <w:r>
+        <w:br w:type="textWrapping"/>
+      </w:r>
+      <w:r>
+        <w:t>This focus is a strength in many respects: it produces findings that are directly relevant to the Kenyan context rather than generic recommendations that fit no particular situation perfectly. But it is also a limitation in terms of generalizability. Other mobile money markets in sub-Saharan Africa  Tanzania, Uganda, Ghana, Rwanda, and others  share certain broad similarities with Kenya but also differ in important ways. The fraud typologies may differ. The dominant platforms and their technical architectures may differ. The regulatory frameworks and the capacity of institutions to implement advanced detection systems may differ considerably. Readers and practitioners in other markets should treat the findings of this study as a potentially useful starting point for thinking about their own contexts, rather than as directly transferable prescriptions.</w:t>
+      </w:r>
+      <w:r>
+        <w:br w:type="textWrapping"/>
+      </w:r>
+      <w:r>
+        <w:rPr>
+          <w:rStyle w:val="10"/>
+        </w:rPr>
+        <w:t>iv. Absence of Real-Time Deployment Testing</w:t>
+      </w:r>
+      <w:r>
+        <w:rPr>
+          <w:rStyle w:val="10"/>
+        </w:rPr>
+        <w:br w:type="textWrapping"/>
+      </w:r>
+      <w:r>
+        <w:t>The fraud detection framework proposed in this study is designed with real-time deployment in mind  the intention is for it to operate within live transaction processing environments, flagging suspicious activity before transactions are completed rather than after the fact. The feasibility of that real-time operation is assessed in this study through analysis of processing speed benchmarks, system response time requirements, and infrastructure compatibility considerations.</w:t>
+      </w:r>
+      <w:r>
+        <w:br w:type="textWrapping"/>
+      </w:r>
+      <w:r>
+        <w:t>However, the framework has not been deployed in a live banking environment as part of this research. The difference between a system that performs well under controlled testing conditions and a system that performs well under the demands of a live production environment with its unpredictable transaction volumes, its real-time processing pressures, its integration with legacy banking infrastructure, and its human operators making judgment calls under time pressure  is a difference that cannot be fully understood until deployment actually happens. Latency issues, integration conflicts, and operational bottlenecks that do not appear in testing may surface in production. The feasibility assessments presented in this study are therefore best understood as informed projections rather than proven outcomes, and a pilot deployment within a willing banking institution would be an essential next step before any full-scale rollout.</w:t>
+      </w:r>
+      <w:r>
+        <w:br w:type="textWrapping"/>
+      </w:r>
+      <w:r>
+        <w:br w:type="textWrapping"/>
+      </w:r>
+    </w:p>
+    <w:p>
+      <w:pPr>
+        <w:pStyle w:val="9"/>
+        <w:keepNext w:val="0"/>
+        <w:keepLines w:val="0"/>
+        <w:widowControl/>
+        <w:suppressLineNumbers w:val="0"/>
+        <w:spacing w:before="0" w:beforeAutospacing="1" w:after="0" w:afterAutospacing="1"/>
+        <w:ind w:left="0" w:right="0"/>
+        <w:jc w:val="both"/>
+      </w:pPr>
+      <w:r>
+        <w:rPr>
+          <w:rStyle w:val="10"/>
+        </w:rPr>
+        <w:t>v. The Evolving Nature of Fraud Tactics</w:t>
+      </w:r>
+    </w:p>
+    <w:p>
+      <w:pPr>
+        <w:pStyle w:val="9"/>
+        <w:keepNext w:val="0"/>
+        <w:keepLines w:val="0"/>
+        <w:widowControl/>
+        <w:suppressLineNumbers w:val="0"/>
+        <w:spacing w:before="0" w:beforeAutospacing="1" w:after="0" w:afterAutospacing="1"/>
+        <w:ind w:left="0" w:right="0"/>
+        <w:jc w:val="both"/>
+      </w:pPr>
+      <w:r>
+        <w:t>Fraud is not static. The criminal networks operating in Kenya's mobile money space are adaptive, observant, and motivated by significant financial incentives. They have demonstrated, over the past decade, a consistent ability to identify and exploit new vulnerabilities as old ones are closed — evolving from simple SIM-swap schemes in the early 2010s to the sophisticated multi-step social engineering operations that dominate today's fraud landscape</w:t>
+      </w:r>
+      <w:r>
+        <w:rPr>
+          <w:rFonts w:hint="default"/>
+          <w:lang w:val="en-US"/>
+        </w:rPr>
+        <w:t>.</w:t>
+      </w:r>
+      <w:r>
+        <w:rPr>
+          <w:rFonts w:hint="default"/>
+          <w:lang w:val="en-US"/>
+        </w:rPr>
+        <w:br w:type="textWrapping"/>
+      </w:r>
+      <w:r>
+        <w:rPr>
+          <w:sz w:val="24"/>
+          <w:szCs w:val="24"/>
+        </w:rPr>
+        <w:t>This creates a fundamental challenge for any fraud detection system: the model that is trained today is trained on the fraud patterns of today, and tomorrow's fraud may look meaningfully different. An Isolation Forest model calibrated on current behavioral baselines may not immediately recognize a new fraud tactic that exploits a pattern it has never been trained to flag. An LSTM network that has learned the sequential signatures of current social engineering attacks may be slower to adapt when those signatures change.</w:t>
+      </w:r>
+      <w:r>
+        <w:rPr>
+          <w:sz w:val="24"/>
+          <w:szCs w:val="24"/>
+        </w:rPr>
+        <w:br w:type="textWrapping"/>
+      </w:r>
+      <w:r>
+        <w:rPr>
+          <w:sz w:val="24"/>
+          <w:szCs w:val="24"/>
+        </w:rPr>
+        <w:t>This limitation is not unique to this study it is an inherent tension in the field of fraud detection that every practitioner and researcher must grapple with. The proposed framework incorporates mechanisms for continuous model retraining and behavioral baseline updating that are designed to support ongoing adaptation, and these are discussed in detail in Chapter Four. But it would be misleading to suggest that any machine learning model, however well-designed, provides a permanent solution to a problem whose defining characteristic is that it never stops changing. The framework proposed here is a significant step forward from current systems — but it is a step in an ongoing journey rather than a destination.</w:t>
+      </w:r>
+      <w:r>
+        <w:rPr>
+          <w:sz w:val="24"/>
+          <w:szCs w:val="24"/>
+        </w:rPr>
+        <w:br w:type="textWrapping"/>
+      </w:r>
+      <w:r>
+        <w:rPr>
+          <w:rStyle w:val="10"/>
+        </w:rPr>
+        <w:t>vi. Institutional and Human Factors</w:t>
+      </w:r>
+      <w:r>
+        <w:rPr>
+          <w:rStyle w:val="10"/>
+        </w:rPr>
+        <w:br w:type="textWrapping"/>
+      </w:r>
+      <w:r>
+        <w:t>Finally, this study focuses primarily on the technical dimensions of fraud detection the algorithms, the features, the performance metrics, and the system architecture. It gives less attention to the institutional and human factors that will ultimately determine whether a technically sound framework actually delivers its intended benefits in practice.</w:t>
+      </w:r>
+      <w:r>
+        <w:br w:type="textWrapping"/>
+      </w:r>
+      <w:r>
+        <w:t>The most sophisticated fraud detection system in the world will underperform if the fraud officers interpreting its alerts are undertrained, if institutional leadership does not invest in the operational infrastructure necessary to act on those alerts in time, or if the incentive structures within banking institutions do not prioritize fraud prevention with the same urgency as revenue generation. Cultural resistance to new technology, inadequate staffing of fraud teams, inconsistent escalation procedures, and poor communication between technical and operational departments are all real-world factors that have undermined the adoption of advanced detection systems in financial institutions across the world, and Kenya's banking sector is not immune to any of them.</w:t>
+      </w:r>
+      <w:r>
+        <w:br w:type="textWrapping"/>
+      </w:r>
+      <w:r>
+        <w:t>This study acknowledges these factors and touches on them in the discussion of implementation feasibility, but it does not study them in depth. A comprehensive change management and institutional readiness assessment  examining not just whether the technology works, but whether the organizations adopting it are equipped to use it effectively would be a valuable and important companion to the technical findings presented here.</w:t>
+      </w:r>
+      <w:r>
+        <w:br w:type="textWrapping"/>
+      </w:r>
+      <w:r>
+        <w:br w:type="textWrapping"/>
+      </w:r>
+      <w:r>
+        <w:br w:type="textWrapping"/>
+      </w:r>
+      <w:r>
+        <w:br w:type="textWrapping"/>
+      </w:r>
+      <w:r>
+        <w:br w:type="textWrapping"/>
+      </w:r>
+      <w:r>
+        <w:br w:type="textWrapping"/>
+      </w:r>
+      <w:r>
+        <w:br w:type="textWrapping"/>
+      </w:r>
+      <w:r>
+        <w:br w:type="textWrapping"/>
+      </w:r>
+      <w:r>
+        <w:br w:type="textWrapping"/>
+      </w:r>
+      <w:r>
+        <w:br w:type="textWrapping"/>
+      </w:r>
+      <w:r>
+        <w:br w:type="textWrapping"/>
+      </w:r>
+      <w:r>
+        <w:br w:type="textWrapping"/>
+      </w:r>
+      <w:r>
+        <w:br w:type="textWrapping"/>
+      </w:r>
+      <w:r>
+        <w:br w:type="textWrapping"/>
+      </w:r>
+      <w:r>
+        <w:br w:type="textWrapping"/>
+      </w:r>
+      <w:r>
+        <w:br w:type="textWrapping"/>
+      </w:r>
+      <w:r>
+        <w:br w:type="textWrapping"/>
+      </w:r>
+      <w:r>
+        <w:br w:type="textWrapping"/>
+      </w:r>
+      <w:r>
+        <w:br w:type="textWrapping"/>
+      </w:r>
+      <w:r>
+        <w:br w:type="textWrapping"/>
+      </w:r>
+      <w:r>
+        <w:br w:type="textWrapping"/>
+      </w:r>
+      <w:r>
+        <w:br w:type="textWrapping"/>
+      </w:r>
+      <w:r>
+        <w:br w:type="textWrapping"/>
+      </w:r>
+      <w:r>
+        <w:br w:type="textWrapping"/>
+      </w:r>
+      <w:r>
+        <w:br w:type="textWrapping"/>
+      </w:r>
+      <w:r>
+        <w:br w:type="textWrapping"/>
+      </w:r>
+      <w:r>
+        <w:br w:type="textWrapping"/>
+      </w:r>
+      <w:r>
+        <w:br w:type="textWrapping"/>
+      </w:r>
+      <w:r>
+        <w:br w:type="textWrapping"/>
+      </w:r>
+      <w:r>
+        <w:br w:type="textWrapping"/>
+      </w:r>
+      <w:r>
+        <w:br w:type="textWrapping"/>
+      </w:r>
+      <w:r>
+        <w:br w:type="textWrapping"/>
+      </w:r>
+      <w:r>
+        <w:br w:type="textWrapping"/>
+      </w:r>
+      <w:r>
+        <w:br w:type="textWrapping"/>
+      </w:r>
+      <w:r>
+        <w:br w:type="textWrapping"/>
+      </w:r>
+      <w:r>
+        <w:br w:type="textWrapping"/>
+      </w:r>
+      <w:r>
+        <w:br w:type="textWrapping"/>
+      </w:r>
+      <w:r>
+        <w:br w:type="textWrapping"/>
+      </w:r>
+      <w:r>
+        <w:br w:type="textWrapping"/>
+      </w:r>
+      <w:r>
+        <w:br w:type="textWrapping"/>
+      </w:r>
+      <w:r>
+        <w:rPr>
+          <w:rFonts w:hint="default" w:ascii="Times New Roman" w:hAnsi="Times New Roman" w:eastAsia="SimSun" w:cs="Times New Roman"/>
+          <w:b/>
+          <w:bCs/>
+          <w:color w:val="000000"/>
+          <w:kern w:val="0"/>
+          <w:sz w:val="24"/>
+          <w:szCs w:val="24"/>
+          <w:lang w:val="en-US" w:eastAsia="zh-CN" w:bidi="ar"/>
+        </w:rPr>
+        <w:t>CHAPTER TWO: LITERATURE REVIEW</w:t>
+      </w:r>
+    </w:p>
+    <w:p>
+      <w:pPr>
+        <w:keepNext w:val="0"/>
+        <w:keepLines w:val="0"/>
+        <w:widowControl/>
+        <w:suppressLineNumbers w:val="0"/>
+        <w:jc w:val="both"/>
+        <w:rPr>
+          <w:rFonts w:hint="default" w:ascii="Times New Roman" w:hAnsi="Times New Roman" w:cs="Times New Roman"/>
+          <w:sz w:val="24"/>
+          <w:szCs w:val="24"/>
+        </w:rPr>
+      </w:pPr>
+      <w:r>
+        <w:rPr>
+          <w:sz w:val="24"/>
+          <w:szCs w:val="24"/>
+        </w:rPr>
+        <w:t>A literature review is not simply a summary of what other people have written. At its best, it is a conversation — one that situates a new study within the ongoing dialogue of a field, identifies where that dialogue has been productive, where it has stalled, and where it has not yet begun in earnest. This chapter engages that conversation with a specific purpose: to build the intellectual foundation upon which the technical and empirical work of this study rests, and to demonstrate clearly why that work is necessary.</w:t>
+      </w:r>
+      <w:r>
+        <w:rPr>
+          <w:sz w:val="24"/>
+          <w:szCs w:val="24"/>
+        </w:rPr>
+        <w:br w:type="textWrapping"/>
+      </w:r>
+      <w:r>
+        <w:rPr>
+          <w:sz w:val="24"/>
+          <w:szCs w:val="24"/>
+        </w:rPr>
+        <w:t>The chapter is organized around four interconnected themes. It begins with the evolution of mobile money in Kenya and the fraud landscape that has grown alongside it. It then examines the existing fraud detection systems deployed by Kenyan banking institutions and the documented limitations of those systems. From there, it surveys the academic literature on anomaly detection algorithms as applied to financial fraud, with particular attention to the three algorithms evaluated in this study. Finally, it identifies the specific gaps in the existing literature that this research is designed to address — gaps that are not merely academic inconveniences but real-world deficiencies with real-world consequences.</w:t>
+      </w:r>
+      <w:r>
+        <w:rPr>
+          <w:sz w:val="24"/>
+          <w:szCs w:val="24"/>
+        </w:rPr>
+        <w:br w:type="textWrapping"/>
+      </w:r>
+      <w:r>
+        <w:br w:type="textWrapping"/>
+      </w:r>
+      <w:r>
+        <w:rPr>
+          <w:rStyle w:val="10"/>
+        </w:rPr>
+        <w:t>2.2 The Evolution of Mobile Money in Kenya and the Emergence of Fraud</w:t>
+      </w:r>
+      <w:r>
+        <w:rPr>
+          <w:rStyle w:val="10"/>
+        </w:rPr>
+        <w:br w:type="textWrapping"/>
+      </w:r>
+      <w:r>
+        <w:rPr>
+          <w:rStyle w:val="10"/>
+        </w:rPr>
+        <w:t>2.2.1 The Growth of Mobile Money Services</w:t>
+      </w:r>
+      <w:r>
+        <w:rPr>
+          <w:rStyle w:val="10"/>
+        </w:rPr>
+        <w:br w:type="textWrapping"/>
+      </w:r>
+      <w:r>
+        <w:rPr>
+          <w:sz w:val="24"/>
+          <w:szCs w:val="24"/>
+        </w:rPr>
+        <w:t>To understand mobile money fraud in Kenya, it helps to first understand what mobile money has meant to Kenya because the significance of the fraud problem is inseparable from the significance of what is being attacked.</w:t>
+      </w:r>
+      <w:r>
+        <w:rPr>
+          <w:sz w:val="24"/>
+          <w:szCs w:val="24"/>
+        </w:rPr>
+        <w:br w:type="textWrapping"/>
+      </w:r>
+      <w:r>
+        <w:rPr>
+          <w:sz w:val="24"/>
+          <w:szCs w:val="24"/>
+        </w:rPr>
+        <w:t>When Safaricom launched M-Pesa in March 2007, it was offering a simple proposition: the ability to send money using a mobile phone, without a bank account, without a branch visit, and without the delays and costs associated with formal financial transfers. The uptake was faster than almost anyone anticipated. Within a year of launch, M-Pesa had registered over two million subscribers. Within five years, it had become the primary financial tool for a significant share of Kenya's adult population. Today, as documented by the Communications Authority of Kenya, the platform processes transactions worth trillions of shillings annually and reaches the majority of Kenyan adults either directly or through agents in their communities.</w:t>
+      </w:r>
+      <w:r>
+        <w:rPr>
+          <w:sz w:val="24"/>
+          <w:szCs w:val="24"/>
+        </w:rPr>
+        <w:br w:type="textWrapping"/>
+      </w:r>
+      <w:r>
+        <w:rPr>
+          <w:rFonts w:hint="default" w:ascii="Times New Roman" w:hAnsi="Times New Roman" w:eastAsia="SimSun" w:cs="Times New Roman"/>
+          <w:color w:val="000000"/>
+          <w:kern w:val="0"/>
+          <w:sz w:val="24"/>
+          <w:szCs w:val="24"/>
+          <w:lang w:val="en-US" w:eastAsia="zh-CN" w:bidi="ar"/>
+        </w:rPr>
+        <w:t>The academic literature on M-Pesa's growth and impact is extensive. Mas and Radcliffe (2010) describe the platform as a model of disruptive financial innovation, noting that its success was driven not by technological sophistication alone but by a distribution model the agent network  that brought financial services physically close to people who had never been near a bank branch. Jack and Suri (2011), in what remains one of the most cited studies of mobile money's social impact, found that access to M-Pesa significantly increased household consumption and reduced poverty among Kenyan families, particularly in rural areas. Subsequent work by Suri and Jack (2016) extended these findings, estimating that M-Pesa lifted approximately 194,000 Kenyan households out of poverty by enabling savings, smoothing income shocks, and facilitating economic participation.</w:t>
+      </w:r>
+    </w:p>
+    <w:p>
+      <w:pPr>
+        <w:pStyle w:val="9"/>
+        <w:keepNext w:val="0"/>
+        <w:keepLines w:val="0"/>
+        <w:widowControl/>
+        <w:suppressLineNumbers w:val="0"/>
+        <w:spacing w:before="0" w:beforeAutospacing="1" w:after="0" w:afterAutospacing="1"/>
+        <w:ind w:left="0" w:right="0"/>
+        <w:jc w:val="both"/>
+      </w:pPr>
+      <w:r>
+        <w:rPr>
+          <w:rFonts w:hint="default" w:ascii="Times New Roman" w:hAnsi="Times New Roman" w:eastAsia="SimSun" w:cs="Times New Roman"/>
+          <w:b/>
+          <w:bCs/>
+          <w:color w:val="000000"/>
+          <w:kern w:val="0"/>
+          <w:sz w:val="24"/>
+          <w:szCs w:val="24"/>
+          <w:lang w:val="en-US" w:eastAsia="zh-CN" w:bidi="ar"/>
+        </w:rPr>
+        <w:t>2.2.2 The Evolution of Mobile Money Fraud in Kenya</w:t>
+      </w:r>
+      <w:r>
+        <w:rPr>
+          <w:rFonts w:hint="default" w:ascii="Times New Roman" w:hAnsi="Times New Roman" w:eastAsia="SimSun" w:cs="Times New Roman"/>
+          <w:b/>
+          <w:bCs/>
+          <w:color w:val="000000"/>
+          <w:kern w:val="0"/>
+          <w:sz w:val="24"/>
+          <w:szCs w:val="24"/>
+          <w:lang w:val="en-US" w:eastAsia="zh-CN" w:bidi="ar"/>
+        </w:rPr>
+        <w:br w:type="textWrapping"/>
+      </w:r>
+      <w:r>
+        <w:t>Fraud did not arrive in Kenya's mobile money ecosystem all at once. It evolved gradually at first, then with increasing speed and sophistication  alongside the platforms it targeted.</w:t>
+      </w:r>
+      <w:r>
+        <w:br w:type="textWrapping"/>
+      </w:r>
+      <w:r>
+        <w:t>The earliest documented fraud typologies in Kenya's mobile money space were relatively straightforward. SIM-swap fraud, in which criminals persuaded mobile network operator staff or agents to transfer a victim's phone number to a SIM card under the fraudster's control, was the dominant mechanism in the late 2000s and early 2010s. Once in possession of the victim's number, the fraudster could access mobile money accounts, reset PINs, and drain balances. Ndung'u (2012) documents the prevalence of SIM-swap fraud in Kenya's early mobile money years, noting that the attack exploited both technical vulnerabilities in the SIM issuance process and the human vulnerabilities of poorly supervised agent networks.</w:t>
+      </w:r>
+      <w:r>
+        <w:br w:type="textWrapping"/>
+      </w:r>
+      <w:r>
+        <w:t>As mobile network operators strengthened their SIM-swap verification procedures, fraudsters adapted. The mid-2010s saw the emergence of more sophisticated approaches  fake M-Pesa messages designed to convince recipients that they had received money and needed to send it back, agent impersonation schemes in which criminals posed as M-Pesa agents and manipulated customers into sharing PINs, and early forms of social engineering in which fraudsters created elaborate false contexts  a sick relative, a lottery win, a government disbursement  to justify requests for money transfers.</w:t>
+      </w:r>
+      <w:r>
+        <w:br w:type="textWrapping"/>
+      </w:r>
+      <w:r>
+        <w:t>By the late 2010s and into the 2020s, social engineering had become the dominant fraud mechanism, and it had grown considerably more sophisticated. Mugo et al. (2021) document the emergence of coordinated fraud networks in Kenya in which criminal groups divide labor systematically some members specialize in identifying and profiling potential victims, others in making the initial contact and establishing credibility, and others in managing the accounts into which fraudulent transfers are received and quickly dispersed. The sophistication of these operations, the researchers note, reflects a level of organizational complexity that simple rule-based detection systems were never designed to counter.</w:t>
+      </w:r>
+      <w:r>
+        <w:br w:type="textWrapping"/>
+      </w:r>
+    </w:p>
+    <w:p>
+      <w:pPr>
+        <w:pStyle w:val="9"/>
+        <w:keepNext w:val="0"/>
+        <w:keepLines w:val="0"/>
+        <w:widowControl/>
+        <w:suppressLineNumbers w:val="0"/>
+        <w:spacing w:before="0" w:beforeAutospacing="1" w:after="0" w:afterAutospacing="1"/>
+        <w:ind w:left="0" w:right="0"/>
+        <w:jc w:val="left"/>
+      </w:pPr>
+      <w:r>
+        <w:rPr>
+          <w:rStyle w:val="10"/>
+        </w:rPr>
+        <w:t xml:space="preserve">CHAPTER </w:t>
+      </w:r>
+      <w:r>
+        <w:rPr>
+          <w:rStyle w:val="10"/>
+          <w:rFonts w:hint="default"/>
+          <w:lang w:val="en-US"/>
+        </w:rPr>
+        <w:t>THREE</w:t>
+      </w:r>
+      <w:r>
+        <w:rPr>
+          <w:rStyle w:val="10"/>
+        </w:rPr>
+        <w:t>: CONCLUSION AND RECOMMENDATIONS</w:t>
+      </w:r>
+    </w:p>
+    <w:p>
+      <w:pPr>
+        <w:keepNext w:val="0"/>
+        <w:keepLines w:val="0"/>
+        <w:widowControl/>
+        <w:suppressLineNumbers w:val="0"/>
+        <w:jc w:val="both"/>
+      </w:pPr>
+      <w:r>
+        <w:rPr>
+          <w:rStyle w:val="10"/>
+          <w:rFonts w:hint="default"/>
+          <w:lang w:val="en-US"/>
+        </w:rPr>
+        <w:t>3</w:t>
+      </w:r>
+      <w:r>
+        <w:rPr>
+          <w:rStyle w:val="10"/>
+        </w:rPr>
+        <w:t>.1 Conclusion</w:t>
+      </w:r>
+      <w:r>
+        <w:rPr>
+          <w:rStyle w:val="10"/>
+        </w:rPr>
+        <w:br w:type="textWrapping"/>
+      </w:r>
+      <w:r>
+        <w:rPr>
+          <w:rFonts w:hint="default" w:ascii="Times New Roman" w:hAnsi="Times New Roman" w:eastAsia="SimSun" w:cs="Times New Roman"/>
+          <w:color w:val="000000"/>
+          <w:kern w:val="0"/>
+          <w:sz w:val="24"/>
+          <w:szCs w:val="24"/>
+          <w:lang w:val="en-US" w:eastAsia="zh-CN" w:bidi="ar"/>
+        </w:rPr>
+        <w:t>This study set out to investigate a problem that is simultaneously technical and deeply human: the failure of existing fraud detection systems in Kenya's mobile money ecosystem to keep pace with the fraud it was designed to prevent, and the potential of machine learning-based anomaly detection to close that gap. What has emerged from the research is not simply a comparison of algorithms, but a broader argument about what it means to design a fraud detection system that is adequate to the realities of the environment it serves.</w:t>
+      </w:r>
+      <w:r>
+        <w:rPr>
+          <w:rFonts w:hint="default" w:ascii="Times New Roman" w:hAnsi="Times New Roman" w:eastAsia="SimSun" w:cs="Times New Roman"/>
+          <w:color w:val="000000"/>
+          <w:kern w:val="0"/>
+          <w:sz w:val="24"/>
+          <w:szCs w:val="24"/>
+          <w:lang w:val="en-US" w:eastAsia="zh-CN" w:bidi="ar"/>
+        </w:rPr>
+        <w:br w:type="textWrapping"/>
+      </w:r>
+      <w:r>
+        <w:rPr>
+          <w:rFonts w:hint="default" w:ascii="Times New Roman" w:hAnsi="Times New Roman" w:eastAsia="SimSun" w:cs="Times New Roman"/>
+          <w:color w:val="000000"/>
+          <w:kern w:val="0"/>
+          <w:sz w:val="24"/>
+          <w:szCs w:val="24"/>
+          <w:lang w:val="en-US" w:eastAsia="zh-CN" w:bidi="ar"/>
+        </w:rPr>
+        <w:br w:type="textWrapping"/>
+      </w:r>
+      <w:r>
+        <w:rPr>
+          <w:rFonts w:hint="default" w:ascii="Times New Roman" w:hAnsi="Times New Roman" w:eastAsia="SimSun" w:cs="Times New Roman"/>
+          <w:color w:val="000000"/>
+          <w:kern w:val="0"/>
+          <w:sz w:val="24"/>
+          <w:szCs w:val="24"/>
+          <w:lang w:val="en-US" w:eastAsia="zh-CN" w:bidi="ar"/>
+        </w:rPr>
+        <w:t>The findings confirm what the problem statement anticipated. Rule-based systems, for all their operational simplicity and institutional familiarity, are structurally misaligned with the dominant fraud mechanism in Kenya's mobile money space. Social engineering fraud does not trigger threshold violations. It does not originate from blacklisted numbers. It does not look, from the outside, like anything other than a legitimate transaction voluntarily initiated by the account holder. Catching it requires a different kind of intelligence one that knows not just what a transaction looks like in isolation, but what it looks like relative to everything that user has ever done before. That is precisely what anomaly detection provides.</w:t>
+      </w:r>
+      <w:r>
+        <w:rPr>
+          <w:rFonts w:hint="default" w:ascii="Times New Roman" w:hAnsi="Times New Roman" w:eastAsia="SimSun" w:cs="Times New Roman"/>
+          <w:color w:val="000000"/>
+          <w:kern w:val="0"/>
+          <w:sz w:val="24"/>
+          <w:szCs w:val="24"/>
+          <w:lang w:val="en-US" w:eastAsia="zh-CN" w:bidi="ar"/>
+        </w:rPr>
+        <w:br w:type="textWrapping"/>
+      </w:r>
+    </w:p>
+    <w:p>
+      <w:pPr>
+        <w:keepNext w:val="0"/>
+        <w:keepLines w:val="0"/>
+        <w:widowControl/>
+        <w:suppressLineNumbers w:val="0"/>
+        <w:jc w:val="left"/>
+        <w:rPr>
+          <w:rFonts w:hint="default" w:ascii="Times New Roman" w:hAnsi="Times New Roman" w:cs="Times New Roman"/>
+          <w:b/>
+          <w:bCs/>
+          <w:sz w:val="24"/>
+          <w:szCs w:val="24"/>
+        </w:rPr>
+      </w:pPr>
+      <w:r>
+        <w:rPr>
+          <w:rFonts w:hint="default" w:ascii="Times New Roman" w:hAnsi="Times New Roman" w:eastAsia="SimSun" w:cs="Times New Roman"/>
+          <w:color w:val="000000"/>
+          <w:kern w:val="0"/>
+          <w:sz w:val="24"/>
+          <w:szCs w:val="24"/>
+          <w:lang w:val="en-US" w:eastAsia="zh-CN" w:bidi="ar"/>
+        </w:rPr>
+        <w:t>Of the three algorithms evaluated, the Long Short-Term Memory network demonstrated the strongest overall performance against the synthetic data set, achieving the highest F1-score and the most favourable balance between precision and recall. Its capacity to model sequential transaction patterns  to understand not just what a user does, but in what order and at what intervals they do it makes it particularly well-suited to the temporal structure of mobile money fraud, where the suspicious event is often less significant than the suspicious sequence of events leading up to it. The Auto encoder performed comparably on reconstruction error metrics and offers meaningful complementary strengths, particularly in its ability to detect subtle multi-dimensional deviations that may not be captured by threshold-based sequential analysis alone. The Isolation Forest, while the simplest of the three and the most limited in its ability to model temporal dependencies, demonstrated respectable performance and offers a computationally lightweight option suitable for institutions with constrained processing infrastructure as a first-layer screening mechanism.</w:t>
+      </w:r>
+      <w:r>
+        <w:rPr>
+          <w:rFonts w:hint="default" w:ascii="Times New Roman" w:hAnsi="Times New Roman" w:eastAsia="SimSun" w:cs="Times New Roman"/>
+          <w:color w:val="000000"/>
+          <w:kern w:val="0"/>
+          <w:sz w:val="24"/>
+          <w:szCs w:val="24"/>
+          <w:lang w:val="en-US" w:eastAsia="zh-CN" w:bidi="ar"/>
+        </w:rPr>
+        <w:br w:type="textWrapping"/>
+      </w:r>
+      <w:r>
+        <w:rPr>
+          <w:rFonts w:hint="default" w:ascii="Times New Roman" w:hAnsi="Times New Roman" w:eastAsia="SimSun" w:cs="Times New Roman"/>
+          <w:color w:val="000000"/>
+          <w:kern w:val="0"/>
+          <w:sz w:val="24"/>
+          <w:szCs w:val="24"/>
+          <w:lang w:val="en-US" w:eastAsia="zh-CN" w:bidi="ar"/>
+        </w:rPr>
+        <w:t>Taken together, these findings support the central argument of this study: that a multi-algorithm framework, combining the sequential pattern recognition of LSTM networks with the reconstruction-based anomaly scoring of Auto encoders and the computational efficiency of Isolation Forest as a first-pass filter, offers a materially more capable fraud</w:t>
+      </w:r>
+      <w:r>
+        <w:rPr>
+          <w:rFonts w:ascii="SimSun" w:hAnsi="SimSun" w:eastAsia="SimSun" w:cs="SimSun"/>
+          <w:color w:val="000000"/>
+          <w:kern w:val="0"/>
+          <w:sz w:val="24"/>
+          <w:szCs w:val="24"/>
+          <w:lang w:val="en-US" w:eastAsia="zh-CN" w:bidi="ar"/>
+        </w:rPr>
+        <w:t xml:space="preserve"> </w:t>
+      </w:r>
+      <w:r>
+        <w:rPr>
+          <w:rFonts w:hint="default" w:ascii="Times New Roman" w:hAnsi="Times New Roman" w:eastAsia="SimSun" w:cs="Times New Roman"/>
+          <w:color w:val="000000"/>
+          <w:kern w:val="0"/>
+          <w:sz w:val="24"/>
+          <w:szCs w:val="24"/>
+          <w:lang w:val="en-US" w:eastAsia="zh-CN" w:bidi="ar"/>
+        </w:rPr>
+        <w:t>detection architecture than any single algorithm or any rule-based system currently deployed in Kenya's banking sector.</w:t>
+      </w:r>
+    </w:p>
+    <w:p>
+      <w:pPr>
+        <w:pStyle w:val="9"/>
+        <w:keepNext w:val="0"/>
+        <w:keepLines w:val="0"/>
+        <w:widowControl/>
+        <w:suppressLineNumbers w:val="0"/>
+        <w:spacing w:before="0" w:beforeAutospacing="1" w:after="0" w:afterAutospacing="1"/>
+        <w:ind w:left="0" w:right="0"/>
+      </w:pPr>
+      <w:r>
+        <w:rPr>
+          <w:rFonts w:hint="default" w:ascii="Times New Roman" w:hAnsi="Times New Roman" w:eastAsia="SimSun" w:cs="Times New Roman"/>
+          <w:b/>
+          <w:bCs/>
+          <w:color w:val="000000"/>
+          <w:kern w:val="0"/>
+          <w:sz w:val="24"/>
+          <w:szCs w:val="24"/>
+          <w:lang w:val="en-US" w:eastAsia="zh-CN" w:bidi="ar"/>
+        </w:rPr>
+        <w:t>3.2 Recommendations</w:t>
+      </w:r>
+      <w:r>
+        <w:rPr>
+          <w:rFonts w:hint="default" w:ascii="Times New Roman" w:hAnsi="Times New Roman" w:eastAsia="SimSun" w:cs="Times New Roman"/>
+          <w:color w:val="000000"/>
+          <w:kern w:val="0"/>
+          <w:sz w:val="24"/>
+          <w:szCs w:val="24"/>
+          <w:lang w:val="en-US" w:eastAsia="zh-CN" w:bidi="ar"/>
+        </w:rPr>
+        <w:br w:type="textWrapping"/>
+      </w:r>
+      <w:r>
+        <w:rPr>
+          <w:rFonts w:hint="default" w:eastAsia="SimSun" w:cs="Times New Roman"/>
+          <w:b/>
+          <w:bCs/>
+          <w:color w:val="000000"/>
+          <w:kern w:val="0"/>
+          <w:sz w:val="24"/>
+          <w:szCs w:val="24"/>
+          <w:lang w:val="en-US" w:eastAsia="zh-CN" w:bidi="ar"/>
+        </w:rPr>
+        <w:t>3</w:t>
+      </w:r>
+      <w:r>
+        <w:rPr>
+          <w:rStyle w:val="10"/>
+          <w:b/>
+          <w:bCs/>
+        </w:rPr>
+        <w:t xml:space="preserve">.2.1 </w:t>
+      </w:r>
+      <w:r>
+        <w:rPr>
+          <w:rStyle w:val="10"/>
+        </w:rPr>
+        <w:t>Recommendations for Kenyan Banking Institutions and Mobile Network Operators</w:t>
+      </w:r>
+    </w:p>
+    <w:p>
+      <w:pPr>
+        <w:pStyle w:val="9"/>
+        <w:keepNext w:val="0"/>
+        <w:keepLines w:val="0"/>
+        <w:widowControl/>
+        <w:suppressLineNumbers w:val="0"/>
+        <w:spacing w:before="0" w:beforeAutospacing="1" w:after="0" w:afterAutospacing="1"/>
+        <w:ind w:left="0" w:right="0"/>
+      </w:pPr>
+      <w:r>
+        <w:rPr>
+          <w:rStyle w:val="7"/>
+        </w:rPr>
+        <w:t>i.</w:t>
+      </w:r>
+      <w:r>
+        <w:rPr>
+          <w:rStyle w:val="7"/>
+          <w:b/>
+          <w:bCs/>
+        </w:rPr>
+        <w:t xml:space="preserve"> Initiate pilot deployments of anomaly detection frameworks within controlled live environments</w:t>
+      </w:r>
+      <w:r>
+        <w:rPr>
+          <w:rStyle w:val="7"/>
+        </w:rPr>
+        <w:t>.</w:t>
+      </w:r>
+    </w:p>
+    <w:p>
+      <w:pPr>
+        <w:pStyle w:val="9"/>
+        <w:keepNext w:val="0"/>
+        <w:keepLines w:val="0"/>
+        <w:widowControl/>
+        <w:suppressLineNumbers w:val="0"/>
+        <w:spacing w:before="0" w:beforeAutospacing="1" w:after="0" w:afterAutospacing="1"/>
+        <w:ind w:left="0" w:right="0"/>
+        <w:jc w:val="both"/>
+      </w:pPr>
+      <w:r>
+        <w:t>The most important next step is to move from theoretical evaluation to real-world testing. At least one willing institution should commit to a structured pilot deployment of the proposed multi-algorithm framework within a sand boxed segment of its live transaction processing environment. The pilot should run for a minimum of six months to capture sufficient transaction variation  including seasonal patterns, peak payment periods, and evolving fraud attempts  to produce a meaningful evaluation of real-world performance. The pilot should include a rigorous assessment of system latency, integration challenges, and false positive rates under live conditions. Without this step, the framework remains a well-grounded proposal rather than a proven tool.</w:t>
+      </w:r>
+    </w:p>
+    <w:p>
+      <w:pPr>
+        <w:pStyle w:val="9"/>
+        <w:keepNext w:val="0"/>
+        <w:keepLines w:val="0"/>
+        <w:widowControl/>
+        <w:suppressLineNumbers w:val="0"/>
+        <w:spacing w:before="0" w:beforeAutospacing="1" w:after="0" w:afterAutospacing="1"/>
+        <w:ind w:left="0" w:right="0"/>
+        <w:jc w:val="both"/>
+      </w:pPr>
+      <w:r>
+        <w:rPr>
+          <w:rStyle w:val="7"/>
+        </w:rPr>
+        <w:t xml:space="preserve">ii. </w:t>
+      </w:r>
+      <w:r>
+        <w:rPr>
+          <w:rStyle w:val="7"/>
+          <w:b/>
+          <w:bCs/>
+        </w:rPr>
+        <w:t>Invest in the operational infrastructure necessary to act on machine learning alerts.</w:t>
+      </w:r>
+      <w:r>
+        <w:rPr>
+          <w:rStyle w:val="7"/>
+        </w:rPr>
+        <w:br w:type="textWrapping"/>
+      </w:r>
+      <w:r>
+        <w:t>A detection system is only as effective as the response it enables. Institutions that deploy anomaly detection capabilities must simultaneously invest in the human and procedural infrastructure required to use those capabilities well. This means dedicated fraud response teams that are sized to the alert volumes a machine learning system will generate; clearly defined escalation protocols that specify exactly what should happen when an alert is triggered, within what time frame, and by whom; and robust feedback mechanisms through which fraud officers can flag false positives and missed cases in ways that feed back into model retraining. Technology without operational readiness is, at best, a partial solution and, at worst, a source of institutional complacency.</w:t>
+      </w:r>
+    </w:p>
+    <w:p>
+      <w:pPr>
+        <w:pStyle w:val="9"/>
+        <w:keepNext w:val="0"/>
+        <w:keepLines w:val="0"/>
+        <w:widowControl/>
+        <w:suppressLineNumbers w:val="0"/>
+        <w:spacing w:before="0" w:beforeAutospacing="1" w:after="0" w:afterAutospacing="1"/>
+        <w:ind w:left="0" w:right="0"/>
+        <w:jc w:val="both"/>
+        <w:rPr>
+          <w:b/>
+          <w:bCs/>
+        </w:rPr>
+      </w:pPr>
+      <w:r>
+        <w:rPr>
+          <w:rStyle w:val="7"/>
+        </w:rPr>
+        <w:t xml:space="preserve">iii. </w:t>
+      </w:r>
+      <w:r>
+        <w:rPr>
+          <w:rStyle w:val="7"/>
+          <w:b/>
+          <w:bCs/>
+        </w:rPr>
+        <w:t>Establish secure, structured data-sharing frameworks across institutions</w:t>
+      </w:r>
+      <w:r>
+        <w:rPr>
+          <w:rStyle w:val="7"/>
+        </w:rPr>
+        <w:t>.</w:t>
+      </w:r>
+      <w:r>
+        <w:rPr>
+          <w:rStyle w:val="7"/>
+        </w:rPr>
+        <w:br w:type="textWrapping"/>
+      </w:r>
+      <w:r>
+        <w:t>One of the most significant structural weaknesses of the current fraud detection landscape in Kenya is its institutional fragmentation. Each bank and mobile network operator monitors only its own transaction data, giving fraud analysts at any single institution an incomplete picture of the cross-platform account networks through which fraudsters disperse stolen funds. A consortium-based data-sharing framework in which anonymize, privacy-preserving transaction intelligence is shared across institutions under agreed protocols  would materially enhance the ability of any individual institution's anomaly detection system to identify coordinated fraud networks operating across multiple platforms. The Kenya Bankers Association is well-positioned to lead the development of such a framework, drawing on analogous models that have been implemented in other markets.</w:t>
+      </w:r>
+      <w:r>
+        <w:br w:type="textWrapping"/>
+      </w:r>
+      <w:r>
+        <w:rPr>
+          <w:rFonts w:hint="default"/>
+          <w:b/>
+          <w:bCs/>
+          <w:lang w:val="en-US"/>
+        </w:rPr>
+        <w:t>3</w:t>
+      </w:r>
+      <w:r>
+        <w:rPr>
+          <w:rStyle w:val="10"/>
+          <w:b/>
+          <w:bCs/>
+        </w:rPr>
+        <w:t>.2.3</w:t>
+      </w:r>
+      <w:r>
+        <w:rPr>
+          <w:rStyle w:val="10"/>
+        </w:rPr>
+        <w:t xml:space="preserve"> Recommendations for the Academic Community</w:t>
+      </w:r>
+      <w:r>
+        <w:rPr>
+          <w:rStyle w:val="10"/>
+        </w:rPr>
+        <w:br w:type="textWrapping"/>
+      </w:r>
+      <w:r>
+        <w:rPr>
+          <w:rStyle w:val="10"/>
+        </w:rPr>
+        <w:br w:type="textWrapping"/>
+      </w:r>
+      <w:r>
+        <w:rPr>
+          <w:rStyle w:val="7"/>
+          <w:b/>
+          <w:bCs/>
+        </w:rPr>
+        <w:t>i. Replicate this study using real institutional transaction data.</w:t>
+      </w:r>
+    </w:p>
+    <w:p>
+      <w:pPr>
+        <w:pStyle w:val="9"/>
+        <w:keepNext w:val="0"/>
+        <w:keepLines w:val="0"/>
+        <w:widowControl/>
+        <w:suppressLineNumbers w:val="0"/>
+        <w:spacing w:before="0" w:beforeAutospacing="1" w:after="0" w:afterAutospacing="1"/>
+        <w:ind w:left="0" w:right="0"/>
+        <w:jc w:val="both"/>
+        <w:rPr>
+          <w:b/>
+          <w:bCs/>
+        </w:rPr>
+      </w:pPr>
+      <w:r>
+        <w:t>The single most important contribution that future research can make to this field is to validate or challenge the findings of this study using actual mobile money transaction records from Kenyan banking institutions. This will require sustained effort to build the trust and legal frameworks necessary for academic access to sensitive financial data  but it is indispensable. Synthetic data, however carefully constructed, has inherent limits, and the academic community should treat the current findings as a well-founded starting hypothesis rather than a settled conclusion.</w:t>
+      </w:r>
+    </w:p>
+    <w:p>
+      <w:pPr>
+        <w:pStyle w:val="9"/>
+        <w:keepNext w:val="0"/>
+        <w:keepLines w:val="0"/>
+        <w:widowControl/>
+        <w:suppressLineNumbers w:val="0"/>
+        <w:spacing w:before="0" w:beforeAutospacing="1" w:after="0" w:afterAutospacing="1"/>
+        <w:ind w:left="0" w:right="0"/>
+        <w:jc w:val="both"/>
+        <w:rPr>
+          <w:b/>
+          <w:bCs/>
+        </w:rPr>
+      </w:pPr>
+      <w:r>
+        <w:rPr>
+          <w:rStyle w:val="7"/>
+          <w:b/>
+          <w:bCs/>
+        </w:rPr>
+        <w:t>ii. Extend the comparative analysis to a broader range of algorithms.</w:t>
+      </w:r>
+    </w:p>
+    <w:p>
+      <w:pPr>
+        <w:pStyle w:val="9"/>
+        <w:keepNext w:val="0"/>
+        <w:keepLines w:val="0"/>
+        <w:widowControl/>
+        <w:suppressLineNumbers w:val="0"/>
+        <w:spacing w:before="0" w:beforeAutospacing="1" w:after="0" w:afterAutospacing="1"/>
+        <w:ind w:left="0" w:right="0"/>
+        <w:jc w:val="both"/>
+      </w:pPr>
+      <w:r>
+        <w:t>This study evaluated three anomaly detection algorithms. Future research should extend the comparison to supervised classification models where labelled fraud data can be obtained, to graph-based detection methods that model account relationship networks, and to hybrid ensemble approaches that combine multiple algorithmic strategies. The field would benefit from a comprehensive systematic review of algorithm performance specifically within African mobile money contexts, drawing together findings across Kenya, Tanzania, Uganda, Ghana, Rwanda, and other high-penetration markets.</w:t>
+      </w:r>
+    </w:p>
+    <w:p>
+      <w:pPr>
+        <w:pStyle w:val="9"/>
+        <w:keepNext w:val="0"/>
+        <w:keepLines w:val="0"/>
+        <w:widowControl/>
+        <w:suppressLineNumbers w:val="0"/>
+        <w:spacing w:before="0" w:beforeAutospacing="1" w:after="0" w:afterAutospacing="1"/>
+        <w:ind w:left="0" w:right="0"/>
+        <w:rPr>
+          <w:b/>
+          <w:bCs/>
+        </w:rPr>
+      </w:pPr>
+      <w:r>
+        <w:rPr>
+          <w:rStyle w:val="7"/>
+        </w:rPr>
+        <w:t xml:space="preserve">iii. </w:t>
+      </w:r>
+      <w:r>
+        <w:rPr>
+          <w:rStyle w:val="7"/>
+          <w:b/>
+          <w:bCs/>
+        </w:rPr>
+        <w:t>Conduct institutional and change management research alongside the technical work.</w:t>
+      </w:r>
+    </w:p>
+    <w:p>
+      <w:pPr>
+        <w:pStyle w:val="9"/>
+        <w:keepNext w:val="0"/>
+        <w:keepLines w:val="0"/>
+        <w:widowControl/>
+        <w:suppressLineNumbers w:val="0"/>
+        <w:spacing w:before="0" w:beforeAutospacing="1" w:after="0" w:afterAutospacing="1"/>
+        <w:ind w:left="0" w:right="0"/>
+        <w:jc w:val="both"/>
+      </w:pPr>
+      <w:r>
+        <w:t>The deployment of advanced fraud detection technology in financial institutions is as much an organization challenge as a technical one. Future research should examine the institutional factors  leadership commitment, staff capacity, internal incentive structures, change management practices  that determine whether technically capable systems are actually used effectively. A technically rigorous fraud detection framework that sits unused or underused because of institutional resistance represents a failure that no amount of algorithmic refinement can address.</w:t>
+      </w:r>
+    </w:p>
+    <w:p>
+      <w:pPr>
+        <w:keepNext w:val="0"/>
+        <w:keepLines w:val="0"/>
+        <w:widowControl/>
+        <w:suppressLineNumbers w:val="0"/>
+      </w:pPr>
+    </w:p>
+    <w:p>
+      <w:pPr>
+        <w:pStyle w:val="9"/>
+        <w:keepNext w:val="0"/>
+        <w:keepLines w:val="0"/>
+        <w:widowControl/>
+        <w:suppressLineNumbers w:val="0"/>
+        <w:spacing w:before="0" w:beforeAutospacing="1" w:after="0" w:afterAutospacing="1"/>
+        <w:ind w:left="0" w:right="0"/>
+        <w:jc w:val="both"/>
+      </w:pPr>
+      <w:r>
+        <w:br w:type="textWrapping"/>
+      </w:r>
+    </w:p>
+    <w:p>
+      <w:pPr>
+        <w:pStyle w:val="9"/>
+        <w:keepNext w:val="0"/>
+        <w:keepLines w:val="0"/>
+        <w:widowControl/>
+        <w:suppressLineNumbers w:val="0"/>
+        <w:spacing w:before="0" w:beforeAutospacing="1" w:after="0" w:afterAutospacing="1"/>
+        <w:ind w:left="0" w:right="0"/>
+      </w:pPr>
+      <w:r>
+        <w:rPr>
+          <w:rStyle w:val="10"/>
+        </w:rPr>
+        <w:t>REFERENCES</w:t>
+      </w:r>
+    </w:p>
+    <w:p>
+      <w:pPr>
+        <w:pStyle w:val="9"/>
+        <w:keepNext w:val="0"/>
+        <w:keepLines w:val="0"/>
+        <w:widowControl/>
+        <w:suppressLineNumbers w:val="0"/>
+        <w:spacing w:before="0" w:beforeAutospacing="1" w:after="0" w:afterAutospacing="1"/>
+        <w:ind w:left="0" w:right="0"/>
+      </w:pPr>
+      <w:r>
+        <w:t xml:space="preserve">Communications Authority of Kenya. (2023). </w:t>
+      </w:r>
+      <w:r>
+        <w:rPr>
+          <w:rStyle w:val="7"/>
+        </w:rPr>
+        <w:t>Annual report on the state of the ICT sector in Kenya: 2022/2023.</w:t>
+      </w:r>
+      <w:r>
+        <w:t xml:space="preserve"> Communications Authority of Kenya.</w:t>
+      </w:r>
+      <w:r>
+        <w:br w:type="textWrapping"/>
+      </w:r>
+      <w:r>
+        <w:t xml:space="preserve">Central Bank of Kenya. (2023). </w:t>
+      </w:r>
+      <w:r>
+        <w:rPr>
+          <w:rStyle w:val="7"/>
+        </w:rPr>
+        <w:t>Bank supervision annual report 2022.</w:t>
+      </w:r>
+      <w:r>
+        <w:t xml:space="preserve"> Central Bank of Kenya.</w:t>
+      </w:r>
+      <w:r>
+        <w:br w:type="textWrapping"/>
+      </w:r>
+      <w:r>
+        <w:t xml:space="preserve">Central Bank of Kenya. (2024). </w:t>
+      </w:r>
+      <w:r>
+        <w:rPr>
+          <w:rStyle w:val="7"/>
+        </w:rPr>
+        <w:t>Mobile payments statistics report: Q4 2023.</w:t>
+      </w:r>
+      <w:r>
+        <w:t xml:space="preserve"> Central Bank of Kenya.</w:t>
+      </w:r>
+      <w:r>
+        <w:br w:type="textWrapping"/>
+      </w:r>
+      <w:r>
+        <w:t xml:space="preserve">Jack, W., &amp; Suri, T. (2011). Mobile money: The economics of M-Pesa. </w:t>
+      </w:r>
+      <w:r>
+        <w:rPr>
+          <w:rStyle w:val="7"/>
+        </w:rPr>
+        <w:t>NBER Working Paper No. 16721.</w:t>
+      </w:r>
+      <w:r>
+        <w:t xml:space="preserve"> National Bureau of Economic Research. </w:t>
+      </w:r>
+      <w:r>
+        <w:fldChar w:fldCharType="begin"/>
+      </w:r>
+      <w:r>
+        <w:instrText xml:space="preserve"> HYPERLINK "https://doi.org/10.3386/w16721" </w:instrText>
+      </w:r>
+      <w:r>
+        <w:fldChar w:fldCharType="separate"/>
+      </w:r>
+      <w:r>
+        <w:rPr>
+          <w:rStyle w:val="8"/>
+        </w:rPr>
+        <w:t>https://doi.org/10.3386/w16721</w:t>
+      </w:r>
+      <w:r>
+        <w:fldChar w:fldCharType="end"/>
+      </w:r>
+      <w:r>
+        <w:br w:type="textWrapping"/>
+      </w:r>
+      <w:r>
+        <w:t xml:space="preserve">Kenya Bankers Association. (2023). </w:t>
+      </w:r>
+      <w:r>
+        <w:rPr>
+          <w:rStyle w:val="7"/>
+        </w:rPr>
+        <w:t>Kenya banking sector fraud and risk management report 2022/2023.</w:t>
+      </w:r>
+      <w:r>
+        <w:t xml:space="preserve"> Kenya Bankers Association.</w:t>
+      </w:r>
+      <w:r>
+        <w:br w:type="textWrapping"/>
+      </w:r>
+      <w:r>
+        <w:t xml:space="preserve">Liu, F. T., Ting, K. M., &amp; Zhou, Z. H. (2008). Isolation forest. In </w:t>
+      </w:r>
+      <w:r>
+        <w:rPr>
+          <w:rStyle w:val="7"/>
+        </w:rPr>
+        <w:t>Proceedings of the 2008 Eighth IEEE International Conference on Data Mining</w:t>
+      </w:r>
+      <w:r>
+        <w:t xml:space="preserve"> (pp. 413–422). IEEE. </w:t>
+      </w:r>
+      <w:r>
+        <w:fldChar w:fldCharType="begin"/>
+      </w:r>
+      <w:r>
+        <w:instrText xml:space="preserve"> HYPERLINK "https://doi.org/10.1109/ICDM.2008.17" </w:instrText>
+      </w:r>
+      <w:r>
+        <w:fldChar w:fldCharType="separate"/>
+      </w:r>
+      <w:r>
+        <w:rPr>
+          <w:rStyle w:val="8"/>
+        </w:rPr>
+        <w:t>https://doi.org/10.1109/ICDM.2008.17</w:t>
+      </w:r>
+      <w:r>
+        <w:fldChar w:fldCharType="end"/>
+      </w:r>
+      <w:r>
+        <w:br w:type="textWrapping"/>
+      </w:r>
+      <w:r>
+        <w:t xml:space="preserve">Liu, F. T., Ting, K. M., &amp; Zhou, Z. H. (2012). Isolation-based anomaly detection. </w:t>
+      </w:r>
+      <w:r>
+        <w:rPr>
+          <w:rStyle w:val="7"/>
+        </w:rPr>
+        <w:t>ACM Transactions on Knowledge Discovery from Data, 6</w:t>
+      </w:r>
+      <w:r>
+        <w:t xml:space="preserve">(1), 1–39. </w:t>
+      </w:r>
+      <w:r>
+        <w:fldChar w:fldCharType="begin"/>
+      </w:r>
+      <w:r>
+        <w:instrText xml:space="preserve"> HYPERLINK "https://doi.org/10.1145/2133360.2133363" </w:instrText>
+      </w:r>
+      <w:r>
+        <w:fldChar w:fldCharType="separate"/>
+      </w:r>
+      <w:r>
+        <w:rPr>
+          <w:rStyle w:val="8"/>
+        </w:rPr>
+        <w:t>https://doi.org/10.1145/2133360.2133363</w:t>
+      </w:r>
+      <w:r>
+        <w:fldChar w:fldCharType="end"/>
+      </w:r>
+      <w:r>
+        <w:br w:type="textWrapping"/>
+      </w:r>
+      <w:r>
+        <w:t xml:space="preserve">Mas, I., &amp; Radcliffe, D. (2010). Mobile payments go viral: M-Pesa in Kenya. In P. Chuhan-Pole &amp; M. Angwafo (Eds.), </w:t>
+      </w:r>
+      <w:r>
+        <w:rPr>
+          <w:rStyle w:val="7"/>
+        </w:rPr>
+        <w:t>Yes Africa can: Success stories from a dynamic continent.</w:t>
+      </w:r>
+      <w:r>
+        <w:t xml:space="preserve"> World Bank Publications.</w:t>
+      </w:r>
+      <w:r>
+        <w:br w:type="textWrapping"/>
+      </w:r>
+      <w:r>
+        <w:t xml:space="preserve">Mugo, P., Njagi, K., &amp; Wambua, J. (2021). Organised mobile money fraud networks in Kenya: A structural and behavioural analysis. </w:t>
+      </w:r>
+      <w:r>
+        <w:rPr>
+          <w:rStyle w:val="7"/>
+        </w:rPr>
+        <w:t>African Journal of Finance and Crime Prevention, 4</w:t>
+      </w:r>
+      <w:r>
+        <w:t>(2), 44–61.</w:t>
+      </w:r>
+      <w:r>
+        <w:br w:type="textWrapping"/>
+      </w:r>
+      <w:r>
+        <w:t xml:space="preserve">Mwangi, J. K. (2023). The false positive dilemma: How mobile money fraud detection thresholds in Kenyan banks are undermining the systems they are meant to protect. </w:t>
+      </w:r>
+      <w:r>
+        <w:rPr>
+          <w:rStyle w:val="7"/>
+        </w:rPr>
+        <w:t>Journal of African Banking and Financial Regulation, 7</w:t>
+      </w:r>
+      <w:r>
+        <w:t>(1), 18–35.</w:t>
+      </w:r>
+      <w:r>
+        <w:br w:type="textWrapping"/>
+      </w:r>
+      <w:r>
+        <w:t xml:space="preserve">Ndung'u, N. (2012). </w:t>
+      </w:r>
+      <w:r>
+        <w:rPr>
+          <w:rStyle w:val="7"/>
+        </w:rPr>
+        <w:t>Dynamics of mobile banking and mobile money transfer: M-Pesa in Kenya.</w:t>
+      </w:r>
+      <w:r>
+        <w:t xml:space="preserve"> Kenya Institute for Public Policy Research and Analysis.</w:t>
+      </w:r>
+      <w:r>
+        <w:br w:type="textWrapping"/>
+      </w:r>
+      <w:r>
+        <w:t xml:space="preserve">Oza, N. C., &amp; Russell, S. (2001). Online bagging and boosting. In </w:t>
+      </w:r>
+      <w:r>
+        <w:rPr>
+          <w:rStyle w:val="7"/>
+        </w:rPr>
+        <w:t>Proceedings of the Eighth International Workshop on Artificial Intelligence and Statistics.</w:t>
+      </w:r>
+      <w:r>
+        <w:t xml:space="preserve"> AISTATS.</w:t>
+      </w:r>
+      <w:r>
+        <w:br w:type="textWrapping"/>
+      </w:r>
+      <w:r>
+        <w:t xml:space="preserve">Phua, C., Lee, V., Smith, K., &amp; Gayler, R. (2010). A comprehensive survey of data mining-based fraud detection research. </w:t>
+      </w:r>
+      <w:r>
+        <w:rPr>
+          <w:rStyle w:val="7"/>
+        </w:rPr>
+        <w:t>Artificial Intelligence Review, 32</w:t>
+      </w:r>
+      <w:r>
+        <w:t>(1–4), 23–37.</w:t>
+      </w:r>
+      <w:r>
+        <w:br w:type="textWrapping"/>
+      </w:r>
+      <w:r>
+        <w:t xml:space="preserve">Raza, K., &amp; Singh, N. K. (2021). A tour of unsupervised deep learning for medical image analysis. </w:t>
+      </w:r>
+      <w:r>
+        <w:rPr>
+          <w:rStyle w:val="7"/>
+        </w:rPr>
+        <w:t>Current Medical Imaging, 17</w:t>
+      </w:r>
+      <w:r>
+        <w:t>(10), 1176–1195.</w:t>
+      </w:r>
+      <w:r>
+        <w:br w:type="textWrapping"/>
+      </w:r>
+      <w:r>
+        <w:t xml:space="preserve">Safaricom PLC. (2024). </w:t>
+      </w:r>
+      <w:r>
+        <w:rPr>
+          <w:rStyle w:val="7"/>
+        </w:rPr>
+        <w:t>Annual report and financial statements 2023/2024.</w:t>
+      </w:r>
+      <w:r>
+        <w:t xml:space="preserve"> Safaricom PLC.</w:t>
+      </w:r>
+      <w:r>
+        <w:br w:type="textWrapping"/>
+      </w:r>
+      <w:r>
+        <w:t xml:space="preserve">Suri, T., &amp; Jack, W. (2016). The long-run poverty and gender impacts of mobile money. </w:t>
+      </w:r>
+      <w:r>
+        <w:rPr>
+          <w:rStyle w:val="7"/>
+        </w:rPr>
+        <w:t>Science, 354</w:t>
+      </w:r>
+      <w:r>
+        <w:t xml:space="preserve">(6317), 1288–1292. </w:t>
+      </w:r>
+      <w:r>
+        <w:fldChar w:fldCharType="begin"/>
+      </w:r>
+      <w:r>
+        <w:instrText xml:space="preserve"> HYPERLINK "https://doi.org/10.1126/science.aah5309" </w:instrText>
+      </w:r>
+      <w:r>
+        <w:fldChar w:fldCharType="separate"/>
+      </w:r>
+      <w:r>
+        <w:rPr>
+          <w:rStyle w:val="8"/>
+        </w:rPr>
+        <w:t>https://doi.org/10.1126/science.aah5309</w:t>
+      </w:r>
+      <w:r>
+        <w:fldChar w:fldCharType="end"/>
+      </w:r>
+    </w:p>
+    <w:p>
+      <w:pPr>
+        <w:pStyle w:val="9"/>
+        <w:keepNext w:val="0"/>
+        <w:keepLines w:val="0"/>
+        <w:widowControl/>
+        <w:suppressLineNumbers w:val="0"/>
+        <w:spacing w:before="0" w:beforeAutospacing="1" w:after="0" w:afterAutospacing="1"/>
+        <w:ind w:left="0" w:right="0"/>
+      </w:pPr>
+      <w:r>
+        <w:t xml:space="preserve">Van Vlasselaer, V., Bravo, C., Caelen, O., Eliassi-Rad, T., Akoglu, L., Snoeck, M., &amp; Baesens, B. (2015). APATE: A novel approach for automated credit card transaction fraud detection using network-based extensions. </w:t>
+      </w:r>
+      <w:r>
+        <w:rPr>
+          <w:rStyle w:val="7"/>
+        </w:rPr>
+        <w:t>Decision Support Systems, 75</w:t>
+      </w:r>
+      <w:r>
+        <w:t xml:space="preserve">, 38–48. </w:t>
+      </w:r>
+      <w:r>
+        <w:fldChar w:fldCharType="begin"/>
+      </w:r>
+      <w:r>
+        <w:instrText xml:space="preserve"> HYPERLINK "https://doi.org/10.1016/j.dss.2015.04.013" </w:instrText>
+      </w:r>
+      <w:r>
+        <w:fldChar w:fldCharType="separate"/>
+      </w:r>
+      <w:r>
+        <w:rPr>
+          <w:rStyle w:val="8"/>
+        </w:rPr>
+        <w:t>https://doi.org/10.1016/j.dss.2015.04.013</w:t>
+      </w:r>
+      <w:r>
+        <w:fldChar w:fldCharType="end"/>
+      </w:r>
+      <w:r>
+        <w:br w:type="textWrapping"/>
+      </w:r>
+      <w:r>
+        <w:t xml:space="preserve">Vincent, P., Larochelle, H., Lajoie, I., Bengio, Y., &amp; Manzagol, P. A. (2010). Stacked denoising autoencoders: Learning useful representations in a deep network with a local denoising criterion. </w:t>
+      </w:r>
+      <w:r>
+        <w:rPr>
+          <w:rStyle w:val="7"/>
+        </w:rPr>
+        <w:t>Journal of Machine Learning Research, 11</w:t>
+      </w:r>
+      <w:r>
+        <w:t>, 3371–3408.</w:t>
+      </w:r>
+      <w:r>
+        <w:br w:type="textWrapping"/>
+      </w:r>
+      <w:r>
+        <w:t xml:space="preserve">West, J., &amp; Bhanu, B. (2019). LSTM-based fraud detection for online transactions. </w:t>
+      </w:r>
+      <w:r>
+        <w:rPr>
+          <w:rStyle w:val="7"/>
+        </w:rPr>
+        <w:t>Journal of Financial Crime, 26</w:t>
+      </w:r>
+      <w:r>
+        <w:t>(3), 758–775.</w:t>
+      </w:r>
+    </w:p>
+    <w:p>
+      <w:pPr>
+        <w:pStyle w:val="9"/>
+        <w:keepNext w:val="0"/>
+        <w:keepLines w:val="0"/>
+        <w:widowControl/>
+        <w:suppressLineNumbers w:val="0"/>
+        <w:spacing w:before="0" w:beforeAutospacing="1" w:after="0" w:afterAutospacing="1"/>
+        <w:ind w:left="0" w:right="0"/>
+      </w:pPr>
+      <w:r>
+        <w:rPr>
+          <w:rStyle w:val="10"/>
+        </w:rPr>
+        <w:t>ANNEXES</w:t>
+      </w:r>
+      <w:r>
+        <w:rPr>
+          <w:rStyle w:val="10"/>
+        </w:rPr>
+        <w:br w:type="textWrapping"/>
+      </w:r>
+      <w:r>
+        <w:rPr>
+          <w:rStyle w:val="10"/>
+        </w:rPr>
+        <w:t>ANNEX A: Synthetic Dataset Construction Methodology</w:t>
+      </w:r>
+      <w:r>
+        <w:rPr>
+          <w:rStyle w:val="10"/>
+        </w:rPr>
+        <w:br w:type="textWrapping"/>
+      </w:r>
+      <w:r>
+        <w:t>The synthetic transaction dataset used in this study was constructed to reflect the documented behavioral characteristics of mobile money users in Kenya's banking ecosystem. The dataset comprises 500,000 simulated transactions across 5,000 unique user profiles, spanning a 24-month simulation period from January 2023 to December 2024.</w:t>
+      </w:r>
+    </w:p>
+    <w:p>
+      <w:pPr>
+        <w:pStyle w:val="9"/>
+        <w:keepNext w:val="0"/>
+        <w:keepLines w:val="0"/>
+        <w:widowControl/>
+        <w:suppressLineNumbers w:val="0"/>
+        <w:spacing w:before="0" w:beforeAutospacing="1" w:after="0" w:afterAutospacing="1"/>
+        <w:ind w:left="0" w:right="0"/>
+      </w:pPr>
+      <w:r>
+        <w:t>User profiles were constructed across four demographic categories informed by the fraud victim demographics documented in Table 1.2: low-income individual users (representing subsistence traders, domestic workers, and small-scale farmers); middle-income individual users (representing salaried employees, civil servants, and small business operators); high-volume business users (representing registered SMEs and informal enterprises with regular supplier payment activity); and elderly users on fixed or irregular incomes (representing pensioners and rural household heads). Each category was assigned distinct baseline behavioral parameters governing transaction frequency, typical amount ranges, geographic dispersion, time-of-day patterns, and recipient relationship profiles, drawing on published Central Bank of Kenya mobile money usage statistics.</w:t>
+      </w:r>
+    </w:p>
+    <w:p>
+      <w:pPr>
+        <w:pStyle w:val="9"/>
+        <w:keepNext w:val="0"/>
+        <w:keepLines w:val="0"/>
+        <w:widowControl/>
+        <w:suppressLineNumbers w:val="0"/>
+        <w:spacing w:before="0" w:beforeAutospacing="1" w:after="0" w:afterAutospacing="1"/>
+        <w:ind w:left="0" w:right="0"/>
+      </w:pPr>
+      <w:r>
+        <w:t>Fraudulent transactions were injected at a rate of 2.3% of total transactions consistent with documented fraud prevalence estimates in Kenya's mobile money ecosystem  and were designed to reflect the three dominant fraud typologies identified in the fraud taxonomy: social engineering-induced voluntary transfers, account takeover following SIM-swap, and agent-assisted fraud. Each fraudulent transaction was constructed to deviate from the relevant user's behavioral baseline across at least two of the six feature dimensions used in the model, with deviation magnitudes calibrated against documented case data from the Kenya Bankers Association fraud reports.</w:t>
+      </w:r>
+    </w:p>
+    <w:p>
+      <w:pPr>
+        <w:keepNext w:val="0"/>
+        <w:keepLines w:val="0"/>
+        <w:widowControl/>
+        <w:suppressLineNumbers w:val="0"/>
+        <w:jc w:val="left"/>
+        <w:rPr>
+          <w:rFonts w:hint="default" w:ascii="Times New Roman" w:hAnsi="Times New Roman" w:cs="Times New Roman"/>
+          <w:sz w:val="24"/>
+          <w:szCs w:val="24"/>
+        </w:rPr>
+      </w:pPr>
+    </w:p>
+    <w:p>
+      <w:pPr>
+        <w:keepNext w:val="0"/>
+        <w:keepLines w:val="0"/>
+        <w:widowControl/>
+        <w:suppressLineNumbers w:val="0"/>
+        <w:jc w:val="left"/>
+      </w:pPr>
+    </w:p>
+    <w:p>
+      <w:pPr>
+        <w:pStyle w:val="9"/>
+        <w:keepNext w:val="0"/>
+        <w:keepLines w:val="0"/>
+        <w:widowControl/>
+        <w:suppressLineNumbers w:val="0"/>
+        <w:spacing w:before="0" w:beforeAutospacing="1" w:after="0" w:afterAutospacing="1"/>
+        <w:ind w:left="0" w:right="0"/>
+        <w:jc w:val="left"/>
+      </w:pPr>
+    </w:p>
+    <w:p>
+      <w:pPr>
+        <w:pStyle w:val="9"/>
+        <w:keepNext w:val="0"/>
+        <w:keepLines w:val="0"/>
+        <w:widowControl/>
+        <w:suppressLineNumbers w:val="0"/>
+        <w:spacing w:before="0" w:beforeAutospacing="1" w:after="0" w:afterAutospacing="1"/>
+        <w:ind w:left="0" w:right="0"/>
+        <w:jc w:val="both"/>
+        <w:rPr>
+          <w:b/>
+          <w:bCs/>
+        </w:rPr>
+      </w:pPr>
+    </w:p>
+    <w:p>
+      <w:pPr>
+        <w:pStyle w:val="9"/>
+        <w:keepNext w:val="0"/>
+        <w:keepLines w:val="0"/>
+        <w:widowControl/>
+        <w:suppressLineNumbers w:val="0"/>
+        <w:spacing w:before="0" w:beforeAutospacing="1" w:after="0" w:afterAutospacing="1"/>
+        <w:ind w:left="0" w:right="0"/>
+      </w:pPr>
+    </w:p>
+    <w:p>
+      <w:pPr>
+        <w:pStyle w:val="9"/>
+        <w:keepNext w:val="0"/>
+        <w:keepLines w:val="0"/>
+        <w:widowControl/>
+        <w:suppressLineNumbers w:val="0"/>
+        <w:spacing w:before="0" w:beforeAutospacing="1" w:after="0" w:afterAutospacing="1"/>
+        <w:ind w:left="0" w:right="0"/>
+        <w:jc w:val="both"/>
+      </w:pPr>
+    </w:p>
+    <w:p>
+      <w:pPr>
+        <w:pStyle w:val="9"/>
+        <w:keepNext w:val="0"/>
+        <w:keepLines w:val="0"/>
+        <w:widowControl/>
+        <w:suppressLineNumbers w:val="0"/>
+        <w:spacing w:before="0" w:beforeAutospacing="1" w:after="0" w:afterAutospacing="1"/>
+        <w:ind w:left="0" w:right="0"/>
+        <w:jc w:val="both"/>
+      </w:pPr>
+    </w:p>
+    <w:p>
+      <w:pPr>
+        <w:keepNext w:val="0"/>
+        <w:keepLines w:val="0"/>
+        <w:widowControl/>
+        <w:suppressLineNumbers w:val="0"/>
+      </w:pPr>
+    </w:p>
+    <w:p>
+      <w:pPr>
+        <w:pStyle w:val="9"/>
+        <w:keepNext w:val="0"/>
+        <w:keepLines w:val="0"/>
+        <w:widowControl/>
+        <w:suppressLineNumbers w:val="0"/>
+        <w:spacing w:before="0" w:beforeAutospacing="1" w:after="0" w:afterAutospacing="1"/>
+        <w:ind w:left="0" w:leftChars="0" w:right="0" w:firstLine="0" w:firstLineChars="0"/>
+      </w:pPr>
+    </w:p>
+    <w:p>
+      <w:pPr>
+        <w:keepNext w:val="0"/>
+        <w:keepLines w:val="0"/>
+        <w:widowControl/>
+        <w:suppressLineNumbers w:val="0"/>
+      </w:pPr>
+    </w:p>
+    <w:p>
+      <w:pPr>
+        <w:keepNext w:val="0"/>
+        <w:keepLines w:val="0"/>
+        <w:widowControl/>
+        <w:suppressLineNumbers w:val="0"/>
+        <w:jc w:val="both"/>
+      </w:pPr>
+    </w:p>
+    <w:p>
+      <w:pPr>
+        <w:pStyle w:val="9"/>
+        <w:keepNext w:val="0"/>
+        <w:keepLines w:val="0"/>
+        <w:widowControl/>
+        <w:suppressLineNumbers w:val="0"/>
+        <w:spacing w:before="0" w:beforeAutospacing="1" w:after="0" w:afterAutospacing="1"/>
+        <w:ind w:left="0" w:right="0"/>
+      </w:pPr>
+    </w:p>
+    <w:p>
+      <w:pPr>
+        <w:pStyle w:val="9"/>
         <w:keepNext w:val="0"/>
         <w:keepLines w:val="0"/>
         <w:widowControl/>
@@ -6164,7 +7925,26 @@
       </w:tblCellMar>
     </w:tblPr>
   </w:style>
-  <w:style w:type="paragraph" w:styleId="7">
+  <w:style w:type="character" w:styleId="7">
+    <w:name w:val="Emphasis"/>
+    <w:basedOn w:val="5"/>
+    <w:qFormat/>
+    <w:uiPriority w:val="0"/>
+    <w:rPr>
+      <w:i/>
+      <w:iCs/>
+    </w:rPr>
+  </w:style>
+  <w:style w:type="character" w:styleId="8">
+    <w:name w:val="Hyperlink"/>
+    <w:basedOn w:val="5"/>
+    <w:uiPriority w:val="0"/>
+    <w:rPr>
+      <w:color w:val="0000FF"/>
+      <w:u w:val="single"/>
+    </w:rPr>
+  </w:style>
+  <w:style w:type="paragraph" w:styleId="9">
     <w:name w:val="Normal (Web)"/>
     <w:basedOn w:val="1"/>
     <w:qFormat/>
@@ -6174,7 +7954,7 @@
       <w:szCs w:val="24"/>
     </w:rPr>
   </w:style>
-  <w:style w:type="character" w:styleId="8">
+  <w:style w:type="character" w:styleId="10">
     <w:name w:val="Strong"/>
     <w:basedOn w:val="5"/>
     <w:qFormat/>
